--- a/Introduction.docx
+++ b/Introduction.docx
@@ -823,10 +823,10 @@
             <v:path o:extrusionok="f" gradientshapeok="t" o:connecttype="rect"/>
             <o:lock v:ext="edit" aspectratio="t"/>
           </v:shapetype>
-          <v:shape id="_x0000_i1027" type="#_x0000_t75" style="width:75.45pt;height:49.3pt" o:ole="">
+          <v:shape id="_x0000_i1025" type="#_x0000_t75" style="width:75.5pt;height:49.5pt" o:ole="">
             <v:imagedata r:id="rId5" o:title=""/>
           </v:shape>
-          <o:OLEObject Type="Embed" ProgID="Excel.SheetMacroEnabled.12" ShapeID="_x0000_i1027" DrawAspect="Icon" ObjectID="_1850228016" r:id="rId6"/>
+          <o:OLEObject Type="Embed" ProgID="Excel.SheetMacroEnabled.12" ShapeID="_x0000_i1025" DrawAspect="Icon" ObjectID="_1850483511" r:id="rId6"/>
         </w:object>
       </w:r>
     </w:p>
@@ -851,7 +851,23 @@
           <w:color w:val="0070C0"/>
           <w:sz w:val="72"/>
         </w:rPr>
-        <w:t xml:space="preserve">TASK 2, 3, 4: </w:t>
+        <w:t xml:space="preserve">TASK 2, </w:t>
+      </w:r>
+      <w:proofErr w:type="gramStart"/>
+      <w:r>
+        <w:rPr>
+          <w:color w:val="0070C0"/>
+          <w:sz w:val="72"/>
+        </w:rPr>
+        <w:t>3,:</w:t>
+      </w:r>
+      <w:proofErr w:type="gramEnd"/>
+      <w:r>
+        <w:rPr>
+          <w:color w:val="0070C0"/>
+          <w:sz w:val="72"/>
+        </w:rPr>
+        <w:t xml:space="preserve"> </w:t>
       </w:r>
       <w:r>
         <w:rPr>
@@ -860,6 +876,71 @@
           <w:sz w:val="72"/>
         </w:rPr>
         <w:t>Pending</w:t>
+      </w:r>
+    </w:p>
+    <w:p>
+      <w:pPr>
+        <w:rPr>
+          <w:color w:val="4472C4" w:themeColor="accent1"/>
+          <w:sz w:val="72"/>
+        </w:rPr>
+      </w:pPr>
+      <w:r>
+        <w:rPr>
+          <w:color w:val="4472C4" w:themeColor="accent1"/>
+          <w:sz w:val="72"/>
+        </w:rPr>
+        <w:lastRenderedPageBreak/>
+        <w:t>Task 4:</w:t>
+      </w:r>
+    </w:p>
+    <w:p>
+      <w:pPr>
+        <w:rPr>
+          <w:b/>
+          <w:color w:val="FFC000" w:themeColor="accent4"/>
+          <w:sz w:val="72"/>
+        </w:rPr>
+      </w:pPr>
+      <w:r>
+        <w:rPr>
+          <w:noProof/>
+        </w:rPr>
+        <w:drawing>
+          <wp:inline distT="0" distB="0" distL="0" distR="0" wp14:anchorId="5DDA194E" wp14:editId="067288E5">
+            <wp:extent cx="4141127" cy="2329384"/>
+            <wp:effectExtent l="0" t="0" r="0" b="0"/>
+            <wp:docPr id="2" name="Picture 2"/>
+            <wp:cNvGraphicFramePr>
+              <a:graphicFrameLocks xmlns:a="http://schemas.openxmlformats.org/drawingml/2006/main" noChangeAspect="1"/>
+            </wp:cNvGraphicFramePr>
+            <a:graphic xmlns:a="http://schemas.openxmlformats.org/drawingml/2006/main">
+              <a:graphicData uri="http://schemas.openxmlformats.org/drawingml/2006/picture">
+                <pic:pic xmlns:pic="http://schemas.openxmlformats.org/drawingml/2006/picture">
+                  <pic:nvPicPr>
+                    <pic:cNvPr id="1" name=""/>
+                    <pic:cNvPicPr/>
+                  </pic:nvPicPr>
+                  <pic:blipFill>
+                    <a:blip r:embed="rId7"/>
+                    <a:stretch>
+                      <a:fillRect/>
+                    </a:stretch>
+                  </pic:blipFill>
+                  <pic:spPr>
+                    <a:xfrm>
+                      <a:off x="0" y="0"/>
+                      <a:ext cx="4144706" cy="2331397"/>
+                    </a:xfrm>
+                    <a:prstGeom prst="rect">
+                      <a:avLst/>
+                    </a:prstGeom>
+                  </pic:spPr>
+                </pic:pic>
+              </a:graphicData>
+            </a:graphic>
+          </wp:inline>
+        </w:drawing>
       </w:r>
     </w:p>
     <w:p>
@@ -1027,46 +1108,6 @@
           <w:sz w:val="72"/>
         </w:rPr>
       </w:pPr>
-    </w:p>
-    <w:p>
-      <w:pPr>
-        <w:rPr>
-          <w:color w:val="ED7D31" w:themeColor="accent2"/>
-          <w:sz w:val="72"/>
-        </w:rPr>
-      </w:pPr>
-    </w:p>
-    <w:p>
-      <w:pPr>
-        <w:rPr>
-          <w:color w:val="ED7D31" w:themeColor="accent2"/>
-          <w:sz w:val="72"/>
-        </w:rPr>
-      </w:pPr>
-    </w:p>
-    <w:p>
-      <w:pPr>
-        <w:rPr>
-          <w:color w:val="ED7D31" w:themeColor="accent2"/>
-          <w:sz w:val="72"/>
-        </w:rPr>
-      </w:pPr>
-    </w:p>
-    <w:p>
-      <w:pPr>
-        <w:rPr>
-          <w:color w:val="ED7D31" w:themeColor="accent2"/>
-          <w:sz w:val="72"/>
-        </w:rPr>
-      </w:pPr>
-    </w:p>
-    <w:p>
-      <w:pPr>
-        <w:rPr>
-          <w:color w:val="ED7D31" w:themeColor="accent2"/>
-          <w:sz w:val="72"/>
-        </w:rPr>
-      </w:pPr>
       <w:r>
         <w:rPr>
           <w:b/>
@@ -1074,6 +1115,7 @@
           <w:sz w:val="72"/>
           <w:highlight w:val="darkMagenta"/>
         </w:rPr>
+        <w:lastRenderedPageBreak/>
         <w:t>#</w:t>
       </w:r>
       <w:r>
@@ -1590,10 +1632,10 @@
           <w:sz w:val="72"/>
         </w:rPr>
         <w:object w:dxaOrig="1508" w:dyaOrig="983" w14:anchorId="36D8F18F">
-          <v:shape id="_x0000_i1029" type="#_x0000_t75" style="width:75.45pt;height:49.3pt" o:ole="">
+          <v:shape id="_x0000_i1026" type="#_x0000_t75" style="width:75.5pt;height:49.5pt" o:ole="">
             <v:imagedata r:id="rId5" o:title=""/>
           </v:shape>
-          <o:OLEObject Type="Embed" ProgID="Excel.SheetMacroEnabled.12" ShapeID="_x0000_i1029" DrawAspect="Icon" ObjectID="_1850228017" r:id="rId7"/>
+          <o:OLEObject Type="Embed" ProgID="Excel.SheetMacroEnabled.12" ShapeID="_x0000_i1026" DrawAspect="Icon" ObjectID="_1850483512" r:id="rId8"/>
         </w:object>
       </w:r>
     </w:p>
@@ -1675,6 +1717,7 @@
           <w:sz w:val="72"/>
           <w:highlight w:val="darkMagenta"/>
         </w:rPr>
+        <w:lastRenderedPageBreak/>
         <w:t>#</w:t>
       </w:r>
       <w:r>
@@ -2002,7 +2045,6 @@
           <w:color w:val="4472C4" w:themeColor="accent1"/>
           <w:sz w:val="72"/>
         </w:rPr>
-        <w:lastRenderedPageBreak/>
         <w:t>Task 3:</w:t>
       </w:r>
     </w:p>
@@ -2046,6 +2088,7 @@
           <w:sz w:val="24"/>
           <w:szCs w:val="24"/>
         </w:rPr>
+        <w:lastRenderedPageBreak/>
         <w:t>Customer Acquisition Cost (CAC)</w:t>
       </w:r>
       <w:r>
@@ -2458,30 +2501,33 @@
           <w:color w:val="4472C4" w:themeColor="accent1"/>
           <w:sz w:val="72"/>
         </w:rPr>
+        <w:t>Task 4:</w:t>
+      </w:r>
+    </w:p>
+    <w:p>
+      <w:r>
+        <w:t xml:space="preserve">As a data analyst for </w:t>
+      </w:r>
+      <w:proofErr w:type="spellStart"/>
+      <w:r>
+        <w:t>Swiggy</w:t>
+      </w:r>
+      <w:proofErr w:type="spellEnd"/>
+      <w:r>
+        <w:t xml:space="preserve">, I would define a new metric called the </w:t>
+      </w:r>
+      <w:r>
+        <w:rPr>
+          <w:rStyle w:val="Strong"/>
+        </w:rPr>
+        <w:t>On-Time Delivery Rate (OTDR)</w:t>
+      </w:r>
+      <w:r>
+        <w:t xml:space="preserve"> to measure customer satisfaction. This metric would show the percentage of orders delivered within the estimated delivery time promised to the customer. I would calculate it by dividing the number of orders delivered on time by the total number of delivered orders and multiplying by 100. Tracking OTDR by </w:t>
+      </w:r>
+      <w:r>
         <w:lastRenderedPageBreak/>
-        <w:t>Task 4:</w:t>
-      </w:r>
-    </w:p>
-    <w:p>
-      <w:r>
-        <w:t xml:space="preserve">As a data analyst for </w:t>
-      </w:r>
-      <w:proofErr w:type="spellStart"/>
-      <w:r>
-        <w:t>Swiggy</w:t>
-      </w:r>
-      <w:proofErr w:type="spellEnd"/>
-      <w:r>
-        <w:t xml:space="preserve">, I would define a new metric called the </w:t>
-      </w:r>
-      <w:r>
-        <w:rPr>
-          <w:rStyle w:val="Strong"/>
-        </w:rPr>
-        <w:t>On-Time Delivery Rate (OTDR)</w:t>
-      </w:r>
-      <w:r>
-        <w:t xml:space="preserve"> to measure customer satisfaction. This metric would show the percentage of orders delivered within the estimated delivery time promised to the customer. I would calculate it by dividing the number of orders delivered on time by the total number of delivered orders and multiplying by 100. Tracking OTDR by restaurant, location, time of day, and delivery partner would help </w:t>
+        <w:t xml:space="preserve">restaurant, location, time of day, and delivery partner would help </w:t>
       </w:r>
       <w:proofErr w:type="spellStart"/>
       <w:r>
@@ -2578,61 +2624,61 @@
           <w:sz w:val="72"/>
           <w:highlight w:val="darkMagenta"/>
         </w:rPr>
+        <w:t>#</w:t>
+      </w:r>
+      <w:r>
+        <w:rPr>
+          <w:color w:val="ED7D31" w:themeColor="accent2"/>
+          <w:sz w:val="72"/>
+        </w:rPr>
+        <w:t>Sessio</w:t>
+      </w:r>
+      <w:r>
+        <w:rPr>
+          <w:color w:val="ED7D31" w:themeColor="accent2"/>
+          <w:sz w:val="72"/>
+        </w:rPr>
+        <w:t>n</w:t>
+      </w:r>
+      <w:r>
+        <w:rPr>
+          <w:color w:val="ED7D31" w:themeColor="accent2"/>
+          <w:sz w:val="72"/>
+        </w:rPr>
+        <w:t xml:space="preserve"> 4:</w:t>
+      </w:r>
+    </w:p>
+    <w:p>
+      <w:pPr>
+        <w:rPr>
+          <w:color w:val="4472C4" w:themeColor="accent1"/>
+          <w:sz w:val="72"/>
+        </w:rPr>
+      </w:pPr>
+      <w:r>
+        <w:rPr>
+          <w:color w:val="4472C4" w:themeColor="accent1"/>
+          <w:sz w:val="72"/>
+        </w:rPr>
+        <w:t>Task 1:</w:t>
+      </w:r>
+    </w:p>
+    <w:p>
+      <w:pPr>
+        <w:spacing w:before="100" w:beforeAutospacing="1" w:after="100" w:afterAutospacing="1" w:line="240" w:lineRule="auto"/>
+        <w:rPr>
+          <w:rFonts w:ascii="Times New Roman" w:eastAsia="Times New Roman" w:hAnsi="Times New Roman" w:cs="Times New Roman"/>
+          <w:sz w:val="24"/>
+          <w:szCs w:val="24"/>
+        </w:rPr>
+      </w:pPr>
+      <w:r>
+        <w:rPr>
+          <w:rFonts w:ascii="Times New Roman" w:eastAsia="Times New Roman" w:hAnsi="Times New Roman" w:cs="Times New Roman"/>
+          <w:sz w:val="24"/>
+          <w:szCs w:val="24"/>
+        </w:rPr>
         <w:lastRenderedPageBreak/>
-        <w:t>#</w:t>
-      </w:r>
-      <w:r>
-        <w:rPr>
-          <w:color w:val="ED7D31" w:themeColor="accent2"/>
-          <w:sz w:val="72"/>
-        </w:rPr>
-        <w:t>Sessio</w:t>
-      </w:r>
-      <w:r>
-        <w:rPr>
-          <w:color w:val="ED7D31" w:themeColor="accent2"/>
-          <w:sz w:val="72"/>
-        </w:rPr>
-        <w:t>n</w:t>
-      </w:r>
-      <w:r>
-        <w:rPr>
-          <w:color w:val="ED7D31" w:themeColor="accent2"/>
-          <w:sz w:val="72"/>
-        </w:rPr>
-        <w:t xml:space="preserve"> 4:</w:t>
-      </w:r>
-    </w:p>
-    <w:p>
-      <w:pPr>
-        <w:rPr>
-          <w:color w:val="4472C4" w:themeColor="accent1"/>
-          <w:sz w:val="72"/>
-        </w:rPr>
-      </w:pPr>
-      <w:r>
-        <w:rPr>
-          <w:color w:val="4472C4" w:themeColor="accent1"/>
-          <w:sz w:val="72"/>
-        </w:rPr>
-        <w:t>Task 1:</w:t>
-      </w:r>
-    </w:p>
-    <w:p>
-      <w:pPr>
-        <w:spacing w:before="100" w:beforeAutospacing="1" w:after="100" w:afterAutospacing="1" w:line="240" w:lineRule="auto"/>
-        <w:rPr>
-          <w:rFonts w:ascii="Times New Roman" w:eastAsia="Times New Roman" w:hAnsi="Times New Roman" w:cs="Times New Roman"/>
-          <w:sz w:val="24"/>
-          <w:szCs w:val="24"/>
-        </w:rPr>
-      </w:pPr>
-      <w:r>
-        <w:rPr>
-          <w:rFonts w:ascii="Times New Roman" w:eastAsia="Times New Roman" w:hAnsi="Times New Roman" w:cs="Times New Roman"/>
-          <w:sz w:val="24"/>
-          <w:szCs w:val="24"/>
-        </w:rPr>
         <w:t xml:space="preserve">A real-world analytics problem for Zomato is understanding which food categories are most popular among customers in Ahmedabad. The business question I would like to answer is: </w:t>
       </w:r>
       <w:r>
@@ -2968,7 +3014,6 @@
           <w:color w:val="4472C4" w:themeColor="accent1"/>
           <w:sz w:val="72"/>
         </w:rPr>
-        <w:lastRenderedPageBreak/>
         <w:t xml:space="preserve">Task </w:t>
       </w:r>
       <w:r>
@@ -3068,6 +3113,7 @@
                       <w:sz w:val="24"/>
                       <w:szCs w:val="24"/>
                     </w:rPr>
+                    <w:lastRenderedPageBreak/>
                     <w:t>Field</w:t>
                   </w:r>
                 </w:p>
@@ -3611,14 +3657,7 @@
           <w:color w:val="4472C4" w:themeColor="accent1"/>
           <w:sz w:val="72"/>
         </w:rPr>
-        <w:t>4</w:t>
-      </w:r>
-      <w:r>
-        <w:rPr>
-          <w:color w:val="4472C4" w:themeColor="accent1"/>
-          <w:sz w:val="72"/>
-        </w:rPr>
-        <w:t>:</w:t>
+        <w:t>4:</w:t>
       </w:r>
     </w:p>
     <w:tbl>
@@ -3853,75 +3892,75 @@
           <w:color w:val="4472C4" w:themeColor="accent1"/>
           <w:sz w:val="72"/>
         </w:rPr>
+        <w:t xml:space="preserve">Task </w:t>
+      </w:r>
+      <w:r>
+        <w:rPr>
+          <w:color w:val="4472C4" w:themeColor="accent1"/>
+          <w:sz w:val="72"/>
+        </w:rPr>
+        <w:t>:</w:t>
+      </w:r>
+      <w:r>
+        <w:rPr>
+          <w:color w:val="4472C4" w:themeColor="accent1"/>
+          <w:sz w:val="72"/>
+        </w:rPr>
+        <w:t>5</w:t>
+      </w:r>
+    </w:p>
+    <w:p>
+      <w:pPr>
+        <w:spacing w:before="100" w:beforeAutospacing="1" w:after="100" w:afterAutospacing="1" w:line="240" w:lineRule="auto"/>
+        <w:rPr>
+          <w:rFonts w:ascii="Times New Roman" w:eastAsia="Times New Roman" w:hAnsi="Times New Roman" w:cs="Times New Roman"/>
+          <w:sz w:val="24"/>
+          <w:szCs w:val="24"/>
+        </w:rPr>
+      </w:pPr>
+      <w:r>
+        <w:rPr>
+          <w:rFonts w:ascii="Times New Roman" w:eastAsia="Times New Roman" w:hAnsi="Times New Roman" w:cs="Times New Roman"/>
+          <w:sz w:val="24"/>
+          <w:szCs w:val="24"/>
+        </w:rPr>
+        <w:t>Here is a simple example using 3 movies and illustrative ticket-sales data:</w:t>
+      </w:r>
+    </w:p>
+    <w:p>
+      <w:pPr>
+        <w:spacing w:after="0" w:line="240" w:lineRule="auto"/>
+        <w:rPr>
+          <w:rFonts w:ascii="Times New Roman" w:eastAsia="Times New Roman" w:hAnsi="Times New Roman" w:cs="Times New Roman"/>
+          <w:sz w:val="24"/>
+          <w:szCs w:val="24"/>
+        </w:rPr>
+      </w:pPr>
+      <w:r>
+        <w:rPr>
+          <w:rFonts w:ascii="Times New Roman" w:eastAsia="Times New Roman" w:hAnsi="Times New Roman" w:cs="Times New Roman"/>
+          <w:sz w:val="24"/>
+          <w:szCs w:val="24"/>
+        </w:rPr>
+        <w:t>Tickets Sold per Movie</w:t>
+      </w:r>
+    </w:p>
+    <w:p>
+      <w:pPr>
+        <w:spacing w:before="100" w:beforeAutospacing="1" w:after="100" w:afterAutospacing="1" w:line="240" w:lineRule="auto"/>
+        <w:rPr>
+          <w:rFonts w:ascii="Times New Roman" w:eastAsia="Times New Roman" w:hAnsi="Times New Roman" w:cs="Times New Roman"/>
+          <w:sz w:val="24"/>
+          <w:szCs w:val="24"/>
+        </w:rPr>
+      </w:pPr>
+      <w:r>
+        <w:rPr>
+          <w:rFonts w:ascii="Times New Roman" w:eastAsia="Times New Roman" w:hAnsi="Times New Roman" w:cs="Times New Roman"/>
+          <w:sz w:val="24"/>
+          <w:szCs w:val="24"/>
+        </w:rPr>
         <w:lastRenderedPageBreak/>
-        <w:t xml:space="preserve">Task </w:t>
-      </w:r>
-      <w:r>
-        <w:rPr>
-          <w:color w:val="4472C4" w:themeColor="accent1"/>
-          <w:sz w:val="72"/>
-        </w:rPr>
-        <w:t>:</w:t>
-      </w:r>
-      <w:r>
-        <w:rPr>
-          <w:color w:val="4472C4" w:themeColor="accent1"/>
-          <w:sz w:val="72"/>
-        </w:rPr>
-        <w:t>5</w:t>
-      </w:r>
-    </w:p>
-    <w:p>
-      <w:pPr>
-        <w:spacing w:before="100" w:beforeAutospacing="1" w:after="100" w:afterAutospacing="1" w:line="240" w:lineRule="auto"/>
-        <w:rPr>
-          <w:rFonts w:ascii="Times New Roman" w:eastAsia="Times New Roman" w:hAnsi="Times New Roman" w:cs="Times New Roman"/>
-          <w:sz w:val="24"/>
-          <w:szCs w:val="24"/>
-        </w:rPr>
-      </w:pPr>
-      <w:r>
-        <w:rPr>
-          <w:rFonts w:ascii="Times New Roman" w:eastAsia="Times New Roman" w:hAnsi="Times New Roman" w:cs="Times New Roman"/>
-          <w:sz w:val="24"/>
-          <w:szCs w:val="24"/>
-        </w:rPr>
-        <w:t>Here is a simple example using 3 movies and illustrative ticket-sales data:</w:t>
-      </w:r>
-    </w:p>
-    <w:p>
-      <w:pPr>
-        <w:spacing w:after="0" w:line="240" w:lineRule="auto"/>
-        <w:rPr>
-          <w:rFonts w:ascii="Times New Roman" w:eastAsia="Times New Roman" w:hAnsi="Times New Roman" w:cs="Times New Roman"/>
-          <w:sz w:val="24"/>
-          <w:szCs w:val="24"/>
-        </w:rPr>
-      </w:pPr>
-      <w:r>
-        <w:rPr>
-          <w:rFonts w:ascii="Times New Roman" w:eastAsia="Times New Roman" w:hAnsi="Times New Roman" w:cs="Times New Roman"/>
-          <w:sz w:val="24"/>
-          <w:szCs w:val="24"/>
-        </w:rPr>
-        <w:t>Tickets Sold per Movie</w:t>
-      </w:r>
-    </w:p>
-    <w:p>
-      <w:pPr>
-        <w:spacing w:before="100" w:beforeAutospacing="1" w:after="100" w:afterAutospacing="1" w:line="240" w:lineRule="auto"/>
-        <w:rPr>
-          <w:rFonts w:ascii="Times New Roman" w:eastAsia="Times New Roman" w:hAnsi="Times New Roman" w:cs="Times New Roman"/>
-          <w:sz w:val="24"/>
-          <w:szCs w:val="24"/>
-        </w:rPr>
-      </w:pPr>
-      <w:r>
-        <w:rPr>
-          <w:rFonts w:ascii="Times New Roman" w:eastAsia="Times New Roman" w:hAnsi="Times New Roman" w:cs="Times New Roman"/>
-          <w:sz w:val="24"/>
-          <w:szCs w:val="24"/>
-        </w:rPr>
         <w:t>Number of tickets sold for three selected movies.</w:t>
       </w:r>
     </w:p>
@@ -3957,7 +3996,7 @@
                     <pic:cNvPicPr/>
                   </pic:nvPicPr>
                   <pic:blipFill>
-                    <a:blip r:embed="rId8">
+                    <a:blip r:embed="rId9">
                       <a:extLst>
                         <a:ext uri="{28A0092B-C50C-407E-A947-70E740481C1C}">
                           <a14:useLocalDpi xmlns:a14="http://schemas.microsoft.com/office/drawing/2010/main" val="0"/>
@@ -4144,6 +4183,22 @@
     <w:p>
       <w:pPr>
         <w:rPr>
+          <w:color w:val="4472C4" w:themeColor="accent1"/>
+          <w:sz w:val="72"/>
+        </w:rPr>
+      </w:pPr>
+    </w:p>
+    <w:p>
+      <w:pPr>
+        <w:rPr>
+          <w:color w:val="4472C4" w:themeColor="accent1"/>
+          <w:sz w:val="72"/>
+        </w:rPr>
+      </w:pPr>
+    </w:p>
+    <w:p>
+      <w:pPr>
+        <w:rPr>
           <w:color w:val="ED7D31" w:themeColor="accent2"/>
           <w:sz w:val="72"/>
         </w:rPr>
@@ -4163,60 +4218,109 @@
           <w:color w:val="ED7D31" w:themeColor="accent2"/>
           <w:sz w:val="72"/>
         </w:rPr>
-        <w:t xml:space="preserve">Session </w:t>
-      </w:r>
-      <w:r>
-        <w:rPr>
-          <w:color w:val="ED7D31" w:themeColor="accent2"/>
-          <w:sz w:val="72"/>
-        </w:rPr>
-        <w:t>5</w:t>
-      </w:r>
-      <w:r>
-        <w:rPr>
-          <w:color w:val="ED7D31" w:themeColor="accent2"/>
-          <w:sz w:val="72"/>
-        </w:rPr>
-        <w:t>:</w:t>
-      </w:r>
-    </w:p>
-    <w:p>
-      <w:pPr>
-        <w:rPr>
-          <w:color w:val="FFC000"/>
-          <w:sz w:val="72"/>
-        </w:rPr>
-      </w:pPr>
-      <w:r>
-        <w:rPr>
-          <w:color w:val="4472C4" w:themeColor="accent1"/>
-          <w:sz w:val="72"/>
-        </w:rPr>
-        <w:t>Task</w:t>
-      </w:r>
-      <w:r>
-        <w:rPr>
-          <w:color w:val="4472C4" w:themeColor="accent1"/>
-          <w:sz w:val="72"/>
-        </w:rPr>
-        <w:t xml:space="preserve">s: </w:t>
-      </w:r>
-      <w:r>
+        <w:t>Session 5:</w:t>
+      </w:r>
+    </w:p>
+    <w:p>
+      <w:pPr>
         <w:rPr>
           <w:b/>
           <w:color w:val="FFC000"/>
           <w:sz w:val="72"/>
         </w:rPr>
+      </w:pPr>
+      <w:r>
+        <w:rPr>
+          <w:color w:val="4472C4" w:themeColor="accent1"/>
+          <w:sz w:val="72"/>
+        </w:rPr>
+        <w:t>Task</w:t>
+      </w:r>
+      <w:r>
+        <w:rPr>
+          <w:color w:val="4472C4" w:themeColor="accent1"/>
+          <w:sz w:val="72"/>
+        </w:rPr>
+        <w:t xml:space="preserve">s: </w:t>
+      </w:r>
+      <w:r>
+        <w:rPr>
+          <w:b/>
+          <w:color w:val="FFC000"/>
+          <w:sz w:val="72"/>
+        </w:rPr>
         <w:t>All Tasks Pending</w:t>
       </w:r>
     </w:p>
     <w:p>
       <w:pPr>
         <w:rPr>
+          <w:color w:val="4472C4" w:themeColor="accent1"/>
+          <w:sz w:val="72"/>
+        </w:rPr>
+      </w:pPr>
+      <w:r>
+        <w:rPr>
+          <w:color w:val="4472C4" w:themeColor="accent1"/>
+          <w:sz w:val="72"/>
+        </w:rPr>
+        <w:t>Task 1:</w:t>
+      </w:r>
+      <w:r>
+        <w:rPr>
+          <w:color w:val="4472C4" w:themeColor="accent1"/>
+          <w:sz w:val="72"/>
+        </w:rPr>
+        <w:t xml:space="preserve"> </w:t>
+      </w:r>
+    </w:p>
+    <w:p>
+      <w:pPr>
+        <w:rPr>
           <w:color w:val="FFC000"/>
           <w:sz w:val="72"/>
         </w:rPr>
       </w:pPr>
+      <w:r>
+        <w:rPr>
+          <w:noProof/>
+        </w:rPr>
+        <w:drawing>
+          <wp:inline distT="0" distB="0" distL="0" distR="0" wp14:anchorId="54BD3333" wp14:editId="5A6699A4">
+            <wp:extent cx="5943600" cy="3343275"/>
+            <wp:effectExtent l="0" t="0" r="0" b="9525"/>
+            <wp:docPr id="3" name="Picture 3"/>
+            <wp:cNvGraphicFramePr>
+              <a:graphicFrameLocks xmlns:a="http://schemas.openxmlformats.org/drawingml/2006/main" noChangeAspect="1"/>
+            </wp:cNvGraphicFramePr>
+            <a:graphic xmlns:a="http://schemas.openxmlformats.org/drawingml/2006/main">
+              <a:graphicData uri="http://schemas.openxmlformats.org/drawingml/2006/picture">
+                <pic:pic xmlns:pic="http://schemas.openxmlformats.org/drawingml/2006/picture">
+                  <pic:nvPicPr>
+                    <pic:cNvPr id="1" name=""/>
+                    <pic:cNvPicPr/>
+                  </pic:nvPicPr>
+                  <pic:blipFill>
+                    <a:blip r:embed="rId10"/>
+                    <a:stretch>
+                      <a:fillRect/>
+                    </a:stretch>
+                  </pic:blipFill>
+                  <pic:spPr>
+                    <a:xfrm>
+                      <a:off x="0" y="0"/>
+                      <a:ext cx="5943600" cy="3343275"/>
+                    </a:xfrm>
+                    <a:prstGeom prst="rect">
+                      <a:avLst/>
+                    </a:prstGeom>
+                  </pic:spPr>
+                </pic:pic>
+              </a:graphicData>
+            </a:graphic>
+          </wp:inline>
+        </w:drawing>
+      </w:r>
     </w:p>
     <w:p>
       <w:pPr>
@@ -4225,6 +4329,259 @@
           <w:sz w:val="72"/>
         </w:rPr>
       </w:pPr>
+    </w:p>
+    <w:p>
+      <w:pPr>
+        <w:rPr>
+          <w:color w:val="FFC000"/>
+          <w:sz w:val="72"/>
+        </w:rPr>
+      </w:pPr>
+    </w:p>
+    <w:p>
+      <w:pPr>
+        <w:rPr>
+          <w:color w:val="FFC000"/>
+          <w:sz w:val="72"/>
+        </w:rPr>
+      </w:pPr>
+    </w:p>
+    <w:p>
+      <w:pPr>
+        <w:rPr>
+          <w:color w:val="FFC000"/>
+          <w:sz w:val="72"/>
+        </w:rPr>
+      </w:pPr>
+      <w:r>
+        <w:rPr>
+          <w:color w:val="4472C4" w:themeColor="accent1"/>
+          <w:sz w:val="72"/>
+        </w:rPr>
+        <w:lastRenderedPageBreak/>
+        <w:t>Task 2</w:t>
+      </w:r>
+      <w:r>
+        <w:rPr>
+          <w:color w:val="FFC000"/>
+          <w:sz w:val="72"/>
+        </w:rPr>
+        <w:t>:</w:t>
+      </w:r>
+      <w:r>
+        <w:rPr>
+          <w:color w:val="FFC000"/>
+          <w:sz w:val="72"/>
+        </w:rPr>
+        <w:object w:dxaOrig="1508" w:dyaOrig="983" w14:anchorId="7AFD1629">
+          <v:shape id="_x0000_i1049" type="#_x0000_t75" style="width:75.5pt;height:49pt" o:ole="">
+            <v:imagedata r:id="rId11" o:title=""/>
+          </v:shape>
+          <o:OLEObject Type="Embed" ProgID="Excel.SheetMacroEnabled.12" ShapeID="_x0000_i1049" DrawAspect="Icon" ObjectID="_1850483513" r:id="rId12"/>
+        </w:object>
+      </w:r>
+    </w:p>
+    <w:p>
+      <w:pPr>
+        <w:rPr>
+          <w:color w:val="FFC000"/>
+          <w:sz w:val="72"/>
+        </w:rPr>
+      </w:pPr>
+      <w:r>
+        <w:rPr>
+          <w:noProof/>
+        </w:rPr>
+        <w:drawing>
+          <wp:inline distT="0" distB="0" distL="0" distR="0" wp14:anchorId="6841F301" wp14:editId="37873C08">
+            <wp:extent cx="4912397" cy="2763222"/>
+            <wp:effectExtent l="0" t="0" r="2540" b="0"/>
+            <wp:docPr id="4" name="Picture 4"/>
+            <wp:cNvGraphicFramePr>
+              <a:graphicFrameLocks xmlns:a="http://schemas.openxmlformats.org/drawingml/2006/main" noChangeAspect="1"/>
+            </wp:cNvGraphicFramePr>
+            <a:graphic xmlns:a="http://schemas.openxmlformats.org/drawingml/2006/main">
+              <a:graphicData uri="http://schemas.openxmlformats.org/drawingml/2006/picture">
+                <pic:pic xmlns:pic="http://schemas.openxmlformats.org/drawingml/2006/picture">
+                  <pic:nvPicPr>
+                    <pic:cNvPr id="1" name=""/>
+                    <pic:cNvPicPr/>
+                  </pic:nvPicPr>
+                  <pic:blipFill>
+                    <a:blip r:embed="rId13"/>
+                    <a:stretch>
+                      <a:fillRect/>
+                    </a:stretch>
+                  </pic:blipFill>
+                  <pic:spPr>
+                    <a:xfrm>
+                      <a:off x="0" y="0"/>
+                      <a:ext cx="4948753" cy="2783672"/>
+                    </a:xfrm>
+                    <a:prstGeom prst="rect">
+                      <a:avLst/>
+                    </a:prstGeom>
+                  </pic:spPr>
+                </pic:pic>
+              </a:graphicData>
+            </a:graphic>
+          </wp:inline>
+        </w:drawing>
+      </w:r>
+    </w:p>
+    <w:p>
+      <w:pPr>
+        <w:rPr>
+          <w:color w:val="FFC000"/>
+          <w:sz w:val="72"/>
+        </w:rPr>
+      </w:pPr>
+    </w:p>
+    <w:p>
+      <w:pPr>
+        <w:rPr>
+          <w:color w:val="4472C4" w:themeColor="accent1"/>
+          <w:sz w:val="72"/>
+        </w:rPr>
+      </w:pPr>
+      <w:r>
+        <w:rPr>
+          <w:color w:val="4472C4" w:themeColor="accent1"/>
+          <w:sz w:val="72"/>
+        </w:rPr>
+        <w:t>Task 3:</w:t>
+      </w:r>
+      <w:r>
+        <w:t xml:space="preserve"> </w:t>
+      </w:r>
+    </w:p>
+    <w:p>
+      <w:pPr>
+        <w:rPr>
+          <w:color w:val="4472C4" w:themeColor="accent1"/>
+          <w:sz w:val="72"/>
+        </w:rPr>
+      </w:pPr>
+      <w:r>
+        <w:rPr>
+          <w:noProof/>
+        </w:rPr>
+        <w:drawing>
+          <wp:inline distT="0" distB="0" distL="0" distR="0" wp14:anchorId="519D814B" wp14:editId="6C34FDB6">
+            <wp:extent cx="4894599" cy="2753212"/>
+            <wp:effectExtent l="0" t="0" r="1270" b="9525"/>
+            <wp:docPr id="5" name="Picture 5"/>
+            <wp:cNvGraphicFramePr>
+              <a:graphicFrameLocks xmlns:a="http://schemas.openxmlformats.org/drawingml/2006/main" noChangeAspect="1"/>
+            </wp:cNvGraphicFramePr>
+            <a:graphic xmlns:a="http://schemas.openxmlformats.org/drawingml/2006/main">
+              <a:graphicData uri="http://schemas.openxmlformats.org/drawingml/2006/picture">
+                <pic:pic xmlns:pic="http://schemas.openxmlformats.org/drawingml/2006/picture">
+                  <pic:nvPicPr>
+                    <pic:cNvPr id="1" name=""/>
+                    <pic:cNvPicPr/>
+                  </pic:nvPicPr>
+                  <pic:blipFill>
+                    <a:blip r:embed="rId14"/>
+                    <a:stretch>
+                      <a:fillRect/>
+                    </a:stretch>
+                  </pic:blipFill>
+                  <pic:spPr>
+                    <a:xfrm>
+                      <a:off x="0" y="0"/>
+                      <a:ext cx="4897131" cy="2754636"/>
+                    </a:xfrm>
+                    <a:prstGeom prst="rect">
+                      <a:avLst/>
+                    </a:prstGeom>
+                  </pic:spPr>
+                </pic:pic>
+              </a:graphicData>
+            </a:graphic>
+          </wp:inline>
+        </w:drawing>
+      </w:r>
+    </w:p>
+    <w:p>
+      <w:pPr>
+        <w:rPr>
+          <w:color w:val="4472C4" w:themeColor="accent1"/>
+          <w:sz w:val="72"/>
+        </w:rPr>
+      </w:pPr>
+      <w:r>
+        <w:rPr>
+          <w:color w:val="4472C4" w:themeColor="accent1"/>
+          <w:sz w:val="72"/>
+        </w:rPr>
+        <w:lastRenderedPageBreak/>
+        <w:t>Task 4:</w:t>
+      </w:r>
+    </w:p>
+    <w:p>
+      <w:pPr>
+        <w:rPr>
+          <w:color w:val="000000" w:themeColor="text1"/>
+          <w:sz w:val="72"/>
+          <w:highlight w:val="yellow"/>
+        </w:rPr>
+      </w:pPr>
+      <w:r>
+        <w:rPr>
+          <w:color w:val="000000" w:themeColor="text1"/>
+          <w:sz w:val="72"/>
+          <w:highlight w:val="yellow"/>
+        </w:rPr>
+        <w:t>Pending</w:t>
+      </w:r>
+    </w:p>
+    <w:p>
+      <w:pPr>
+        <w:rPr>
+          <w:color w:val="4472C4" w:themeColor="accent1"/>
+          <w:sz w:val="72"/>
+        </w:rPr>
+      </w:pPr>
+      <w:r>
+        <w:rPr>
+          <w:color w:val="4472C4" w:themeColor="accent1"/>
+          <w:sz w:val="72"/>
+        </w:rPr>
+        <w:t>Task 5:</w:t>
+      </w:r>
+      <w:r>
+        <w:rPr>
+          <w:color w:val="4472C4" w:themeColor="accent1"/>
+          <w:sz w:val="72"/>
+        </w:rPr>
+        <w:object w:dxaOrig="1508" w:dyaOrig="983" w14:anchorId="5CCED36A">
+          <v:shape id="_x0000_i1048" type="#_x0000_t75" style="width:75.5pt;height:49pt" o:ole="">
+            <v:imagedata r:id="rId15" o:title=""/>
+          </v:shape>
+          <o:OLEObject Type="Embed" ProgID="Excel.SheetMacroEnabled.12" ShapeID="_x0000_i1048" DrawAspect="Icon" ObjectID="_1850483514" r:id="rId16"/>
+        </w:object>
+      </w:r>
+    </w:p>
+    <w:p>
+      <w:pPr>
+        <w:rPr>
+          <w:color w:val="4472C4" w:themeColor="accent1"/>
+          <w:sz w:val="72"/>
+        </w:rPr>
+      </w:pPr>
+      <w:r>
+        <w:rPr>
+          <w:color w:val="4472C4" w:themeColor="accent1"/>
+          <w:sz w:val="72"/>
+        </w:rPr>
+        <w:object w:dxaOrig="20262" w:dyaOrig="2040" w14:anchorId="1CB90B02">
+          <v:shape id="_x0000_i1047" type="#_x0000_t75" style="width:1013pt;height:102pt" o:ole="">
+            <v:imagedata r:id="rId17" o:title=""/>
+          </v:shape>
+          <o:OLEObject Type="Embed" ProgID="Excel.Sheet.12" ShapeID="_x0000_i1047" DrawAspect="Content" ObjectID="_1850483515" r:id="rId18"/>
+        </w:object>
+      </w:r>
     </w:p>
     <w:p>
       <w:pPr>
@@ -4296,7 +4653,6 @@
           <w:sz w:val="72"/>
           <w:highlight w:val="darkMagenta"/>
         </w:rPr>
-        <w:lastRenderedPageBreak/>
         <w:t>#</w:t>
       </w:r>
       <w:r>
@@ -4304,21 +4660,7 @@
           <w:color w:val="ED7D31" w:themeColor="accent2"/>
           <w:sz w:val="72"/>
         </w:rPr>
-        <w:t xml:space="preserve">Session </w:t>
-      </w:r>
-      <w:r>
-        <w:rPr>
-          <w:color w:val="ED7D31" w:themeColor="accent2"/>
-          <w:sz w:val="72"/>
-        </w:rPr>
-        <w:t>6</w:t>
-      </w:r>
-      <w:r>
-        <w:rPr>
-          <w:color w:val="ED7D31" w:themeColor="accent2"/>
-          <w:sz w:val="72"/>
-        </w:rPr>
-        <w:t>:</w:t>
+        <w:t>Session 6:</w:t>
       </w:r>
     </w:p>
     <w:p>
@@ -4335,8 +4677,6 @@
         </w:rPr>
         <w:t>Task 1:</w:t>
       </w:r>
-      <w:bookmarkStart w:id="0" w:name="_GoBack"/>
-      <w:bookmarkEnd w:id="0"/>
     </w:p>
     <w:p>
       <w:pPr>
@@ -4463,15 +4803,107 @@
       <w:pPr>
         <w:spacing w:before="100" w:beforeAutospacing="1" w:after="100" w:afterAutospacing="1" w:line="240" w:lineRule="auto"/>
         <w:rPr>
-          <w:color w:val="FFC000"/>
-          <w:sz w:val="72"/>
-        </w:rPr>
-      </w:pPr>
-      <w:r>
-        <w:rPr>
           <w:color w:val="4472C4" w:themeColor="accent1"/>
           <w:sz w:val="72"/>
         </w:rPr>
+      </w:pPr>
+      <w:r>
+        <w:rPr>
+          <w:rFonts w:ascii="Calibri" w:eastAsia="Times New Roman" w:hAnsi="Calibri" w:cs="Calibri"/>
+          <w:noProof/>
+          <w:color w:val="000000"/>
+        </w:rPr>
+        <mc:AlternateContent>
+          <mc:Choice Requires="wps">
+            <w:drawing>
+              <wp:anchor distT="0" distB="0" distL="114300" distR="114300" simplePos="0" relativeHeight="251663360" behindDoc="0" locked="0" layoutInCell="1" allowOverlap="1" wp14:anchorId="5DA3D058" wp14:editId="1B54C272">
+                <wp:simplePos x="0" y="0"/>
+                <wp:positionH relativeFrom="column">
+                  <wp:posOffset>942843</wp:posOffset>
+                </wp:positionH>
+                <wp:positionV relativeFrom="paragraph">
+                  <wp:posOffset>4725391</wp:posOffset>
+                </wp:positionV>
+                <wp:extent cx="149860" cy="356235"/>
+                <wp:effectExtent l="19050" t="0" r="40640" b="43815"/>
+                <wp:wrapNone/>
+                <wp:docPr id="8" name="Arrow: Down 8"/>
+                <wp:cNvGraphicFramePr/>
+                <a:graphic xmlns:a="http://schemas.openxmlformats.org/drawingml/2006/main">
+                  <a:graphicData uri="http://schemas.microsoft.com/office/word/2010/wordprocessingShape">
+                    <wps:wsp>
+                      <wps:cNvSpPr/>
+                      <wps:spPr>
+                        <a:xfrm>
+                          <a:off x="0" y="0"/>
+                          <a:ext cx="149860" cy="356235"/>
+                        </a:xfrm>
+                        <a:prstGeom prst="downArrow">
+                          <a:avLst/>
+                        </a:prstGeom>
+                      </wps:spPr>
+                      <wps:style>
+                        <a:lnRef idx="2">
+                          <a:schemeClr val="accent1">
+                            <a:shade val="50000"/>
+                          </a:schemeClr>
+                        </a:lnRef>
+                        <a:fillRef idx="1">
+                          <a:schemeClr val="accent1"/>
+                        </a:fillRef>
+                        <a:effectRef idx="0">
+                          <a:schemeClr val="accent1"/>
+                        </a:effectRef>
+                        <a:fontRef idx="minor">
+                          <a:schemeClr val="lt1"/>
+                        </a:fontRef>
+                      </wps:style>
+                      <wps:bodyPr rot="0" spcFirstLastPara="0" vertOverflow="overflow" horzOverflow="overflow" vert="horz" wrap="square" lIns="91440" tIns="45720" rIns="91440" bIns="45720" numCol="1" spcCol="0" rtlCol="0" fromWordArt="0" anchor="ctr" anchorCtr="0" forceAA="0" compatLnSpc="1">
+                        <a:prstTxWarp prst="textNoShape">
+                          <a:avLst/>
+                        </a:prstTxWarp>
+                        <a:noAutofit/>
+                      </wps:bodyPr>
+                    </wps:wsp>
+                  </a:graphicData>
+                </a:graphic>
+                <wp14:sizeRelH relativeFrom="margin">
+                  <wp14:pctWidth>0</wp14:pctWidth>
+                </wp14:sizeRelH>
+                <wp14:sizeRelV relativeFrom="margin">
+                  <wp14:pctHeight>0</wp14:pctHeight>
+                </wp14:sizeRelV>
+              </wp:anchor>
+            </w:drawing>
+          </mc:Choice>
+          <mc:Fallback>
+            <w:pict>
+              <v:shapetype w14:anchorId="5078E312" id="_x0000_t67" coordsize="21600,21600" o:spt="67" adj="16200,5400" path="m0@0l@1@0@1,0@2,0@2@0,21600@0,10800,21600xe">
+                <v:stroke joinstyle="miter"/>
+                <v:formulas>
+                  <v:f eqn="val #0"/>
+                  <v:f eqn="val #1"/>
+                  <v:f eqn="sum height 0 #1"/>
+                  <v:f eqn="sum 10800 0 #1"/>
+                  <v:f eqn="sum width 0 #0"/>
+                  <v:f eqn="prod @4 @3 10800"/>
+                  <v:f eqn="sum width 0 @5"/>
+                </v:formulas>
+                <v:path o:connecttype="custom" o:connectlocs="10800,0;0,@0;10800,21600;21600,@0" o:connectangles="270,180,90,0" textboxrect="@1,0,@2,@6"/>
+                <v:handles>
+                  <v:h position="#1,#0" xrange="0,10800" yrange="0,21600"/>
+                </v:handles>
+              </v:shapetype>
+              <v:shape id="Arrow: Down 8" o:spid="_x0000_s1026" type="#_x0000_t67" style="position:absolute;margin-left:74.25pt;margin-top:372.1pt;width:11.8pt;height:28.05pt;z-index:251663360;visibility:visible;mso-wrap-style:square;mso-width-percent:0;mso-height-percent:0;mso-wrap-distance-left:9pt;mso-wrap-distance-top:0;mso-wrap-distance-right:9pt;mso-wrap-distance-bottom:0;mso-position-horizontal:absolute;mso-position-horizontal-relative:text;mso-position-vertical:absolute;mso-position-vertical-relative:text;mso-width-percent:0;mso-height-percent:0;mso-width-relative:margin;mso-height-relative:margin;v-text-anchor:middle" o:gfxdata="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" adj="17057" fillcolor="#4472c4 [3204]" strokecolor="#1f3763 [1604]" strokeweight="1pt"/>
+            </w:pict>
+          </mc:Fallback>
+        </mc:AlternateContent>
+      </w:r>
+      <w:r>
+        <w:rPr>
+          <w:color w:val="4472C4" w:themeColor="accent1"/>
+          <w:sz w:val="72"/>
+        </w:rPr>
         <w:t xml:space="preserve">Task </w:t>
       </w:r>
       <w:r>
@@ -4488,20 +4920,1543 @@
         </w:rPr>
         <w:t>:</w:t>
       </w:r>
-      <w:r>
+    </w:p>
+    <w:tbl>
+      <w:tblPr>
+        <w:tblW w:w="2628" w:type="dxa"/>
+        <w:tblLook w:val="04A0" w:firstRow="1" w:lastRow="0" w:firstColumn="1" w:lastColumn="0" w:noHBand="0" w:noVBand="1"/>
+      </w:tblPr>
+      <w:tblGrid>
+        <w:gridCol w:w="1614"/>
+        <w:gridCol w:w="1614"/>
+      </w:tblGrid>
+      <w:tr>
+        <w:trPr>
+          <w:trHeight w:val="895"/>
+        </w:trPr>
+        <w:tc>
+          <w:tcPr>
+            <w:tcW w:w="2628" w:type="dxa"/>
+            <w:gridSpan w:val="2"/>
+            <w:tcBorders>
+              <w:top w:val="nil"/>
+              <w:left w:val="nil"/>
+              <w:bottom w:val="nil"/>
+              <w:right w:val="nil"/>
+            </w:tcBorders>
+            <w:shd w:val="clear" w:color="auto" w:fill="auto"/>
+            <w:vAlign w:val="bottom"/>
+            <w:hideMark/>
+          </w:tcPr>
+          <w:p>
+            <w:pPr>
+              <w:spacing w:after="0" w:line="240" w:lineRule="auto"/>
+              <w:jc w:val="center"/>
+              <w:rPr>
+                <w:rFonts w:ascii="Calibri" w:eastAsia="Times New Roman" w:hAnsi="Calibri" w:cs="Calibri"/>
+                <w:b/>
+                <w:color w:val="000000"/>
+              </w:rPr>
+            </w:pPr>
+            <w:r>
+              <w:rPr>
+                <w:rFonts w:ascii="Calibri" w:eastAsia="Times New Roman" w:hAnsi="Calibri" w:cs="Calibri"/>
+                <w:b/>
+                <w:color w:val="000000"/>
+              </w:rPr>
+              <w:t xml:space="preserve">DATA COLLECTION     </w:t>
+            </w:r>
+          </w:p>
+          <w:p>
+            <w:pPr>
+              <w:spacing w:after="0" w:line="240" w:lineRule="auto"/>
+              <w:jc w:val="center"/>
+              <w:rPr>
+                <w:rFonts w:ascii="Calibri" w:eastAsia="Times New Roman" w:hAnsi="Calibri" w:cs="Calibri"/>
+                <w:color w:val="000000"/>
+              </w:rPr>
+            </w:pPr>
+          </w:p>
+        </w:tc>
+      </w:tr>
+      <w:tr>
+        <w:trPr>
+          <w:trHeight w:val="298"/>
+        </w:trPr>
+        <w:tc>
+          <w:tcPr>
+            <w:tcW w:w="1314" w:type="dxa"/>
+            <w:tcBorders>
+              <w:top w:val="nil"/>
+              <w:left w:val="nil"/>
+              <w:bottom w:val="nil"/>
+              <w:right w:val="nil"/>
+            </w:tcBorders>
+            <w:shd w:val="clear" w:color="auto" w:fill="auto"/>
+            <w:noWrap/>
+            <w:vAlign w:val="bottom"/>
+            <w:hideMark/>
+          </w:tcPr>
+          <w:p>
+            <w:pPr>
+              <w:spacing w:after="0" w:line="240" w:lineRule="auto"/>
+              <w:jc w:val="center"/>
+              <w:rPr>
+                <w:rFonts w:ascii="Calibri" w:eastAsia="Times New Roman" w:hAnsi="Calibri" w:cs="Calibri"/>
+                <w:color w:val="000000"/>
+              </w:rPr>
+            </w:pPr>
+          </w:p>
+        </w:tc>
+        <w:tc>
+          <w:tcPr>
+            <w:tcW w:w="1314" w:type="dxa"/>
+            <w:tcBorders>
+              <w:top w:val="nil"/>
+              <w:left w:val="nil"/>
+              <w:bottom w:val="nil"/>
+              <w:right w:val="nil"/>
+            </w:tcBorders>
+            <w:shd w:val="clear" w:color="auto" w:fill="auto"/>
+            <w:noWrap/>
+            <w:vAlign w:val="bottom"/>
+            <w:hideMark/>
+          </w:tcPr>
+          <w:p>
+            <w:pPr>
+              <w:spacing w:after="0" w:line="240" w:lineRule="auto"/>
+              <w:rPr>
+                <w:rFonts w:ascii="Times New Roman" w:eastAsia="Times New Roman" w:hAnsi="Times New Roman" w:cs="Times New Roman"/>
+                <w:sz w:val="20"/>
+                <w:szCs w:val="20"/>
+              </w:rPr>
+            </w:pPr>
+          </w:p>
+        </w:tc>
+      </w:tr>
+      <w:tr>
+        <w:trPr>
+          <w:trHeight w:val="298"/>
+        </w:trPr>
+        <w:tc>
+          <w:tcPr>
+            <w:tcW w:w="2628" w:type="dxa"/>
+            <w:gridSpan w:val="2"/>
+            <w:tcBorders>
+              <w:top w:val="single" w:sz="4" w:space="0" w:color="auto"/>
+              <w:left w:val="single" w:sz="4" w:space="0" w:color="auto"/>
+              <w:bottom w:val="single" w:sz="4" w:space="0" w:color="auto"/>
+              <w:right w:val="single" w:sz="4" w:space="0" w:color="auto"/>
+            </w:tcBorders>
+            <w:shd w:val="clear" w:color="auto" w:fill="auto"/>
+            <w:noWrap/>
+            <w:vAlign w:val="bottom"/>
+            <w:hideMark/>
+          </w:tcPr>
+          <w:p>
+            <w:pPr>
+              <w:spacing w:after="0" w:line="240" w:lineRule="auto"/>
+              <w:jc w:val="center"/>
+              <w:rPr>
+                <w:rFonts w:ascii="Calibri" w:eastAsia="Times New Roman" w:hAnsi="Calibri" w:cs="Calibri"/>
+                <w:color w:val="000000"/>
+                <w:u w:val="single"/>
+              </w:rPr>
+            </w:pPr>
+            <w:r>
+              <w:rPr>
+                <w:rFonts w:ascii="Calibri" w:eastAsia="Times New Roman" w:hAnsi="Calibri" w:cs="Calibri"/>
+                <w:color w:val="000000"/>
+                <w:u w:val="single"/>
+              </w:rPr>
+              <w:t>│ IPL match data        │</w:t>
+            </w:r>
+          </w:p>
+        </w:tc>
+      </w:tr>
+      <w:tr>
+        <w:trPr>
+          <w:trHeight w:val="298"/>
+        </w:trPr>
+        <w:tc>
+          <w:tcPr>
+            <w:tcW w:w="2628" w:type="dxa"/>
+            <w:gridSpan w:val="2"/>
+            <w:tcBorders>
+              <w:top w:val="single" w:sz="4" w:space="0" w:color="auto"/>
+              <w:left w:val="single" w:sz="4" w:space="0" w:color="auto"/>
+              <w:bottom w:val="single" w:sz="4" w:space="0" w:color="auto"/>
+              <w:right w:val="single" w:sz="4" w:space="0" w:color="auto"/>
+            </w:tcBorders>
+            <w:shd w:val="clear" w:color="auto" w:fill="auto"/>
+            <w:noWrap/>
+            <w:vAlign w:val="bottom"/>
+            <w:hideMark/>
+          </w:tcPr>
+          <w:p>
+            <w:pPr>
+              <w:spacing w:after="0" w:line="240" w:lineRule="auto"/>
+              <w:jc w:val="center"/>
+              <w:rPr>
+                <w:rFonts w:ascii="Calibri" w:eastAsia="Times New Roman" w:hAnsi="Calibri" w:cs="Calibri"/>
+                <w:color w:val="000000"/>
+                <w:u w:val="single"/>
+              </w:rPr>
+            </w:pPr>
+            <w:r>
+              <w:rPr>
+                <w:rFonts w:ascii="Calibri" w:eastAsia="Times New Roman" w:hAnsi="Calibri" w:cs="Calibri"/>
+                <w:color w:val="000000"/>
+                <w:u w:val="single"/>
+              </w:rPr>
+              <w:t xml:space="preserve">│ Players, </w:t>
+            </w:r>
+            <w:proofErr w:type="gramStart"/>
+            <w:r>
+              <w:rPr>
+                <w:rFonts w:ascii="Calibri" w:eastAsia="Times New Roman" w:hAnsi="Calibri" w:cs="Calibri"/>
+                <w:color w:val="000000"/>
+                <w:u w:val="single"/>
+              </w:rPr>
+              <w:t xml:space="preserve">teams,   </w:t>
+            </w:r>
+            <w:proofErr w:type="gramEnd"/>
+            <w:r>
+              <w:rPr>
+                <w:rFonts w:ascii="Calibri" w:eastAsia="Times New Roman" w:hAnsi="Calibri" w:cs="Calibri"/>
+                <w:color w:val="000000"/>
+                <w:u w:val="single"/>
+              </w:rPr>
+              <w:t xml:space="preserve">    │</w:t>
+            </w:r>
+          </w:p>
+        </w:tc>
+      </w:tr>
+      <w:tr>
+        <w:trPr>
+          <w:trHeight w:val="298"/>
+        </w:trPr>
+        <w:tc>
+          <w:tcPr>
+            <w:tcW w:w="2628" w:type="dxa"/>
+            <w:gridSpan w:val="2"/>
+            <w:tcBorders>
+              <w:top w:val="single" w:sz="4" w:space="0" w:color="auto"/>
+              <w:left w:val="single" w:sz="4" w:space="0" w:color="auto"/>
+              <w:bottom w:val="single" w:sz="4" w:space="0" w:color="auto"/>
+              <w:right w:val="single" w:sz="4" w:space="0" w:color="auto"/>
+            </w:tcBorders>
+            <w:shd w:val="clear" w:color="auto" w:fill="auto"/>
+            <w:noWrap/>
+            <w:vAlign w:val="bottom"/>
+            <w:hideMark/>
+          </w:tcPr>
+          <w:p>
+            <w:pPr>
+              <w:spacing w:after="0" w:line="240" w:lineRule="auto"/>
+              <w:jc w:val="center"/>
+              <w:rPr>
+                <w:rFonts w:ascii="Calibri" w:eastAsia="Times New Roman" w:hAnsi="Calibri" w:cs="Calibri"/>
+                <w:color w:val="000000"/>
+                <w:u w:val="single"/>
+              </w:rPr>
+            </w:pPr>
+            <w:r>
+              <w:rPr>
+                <w:rFonts w:ascii="Calibri" w:eastAsia="Times New Roman" w:hAnsi="Calibri" w:cs="Calibri"/>
+                <w:color w:val="000000"/>
+                <w:u w:val="single"/>
+              </w:rPr>
+              <w:t xml:space="preserve">│ runs, wickets, venue  </w:t>
+            </w:r>
+          </w:p>
+          <w:p>
+            <w:pPr>
+              <w:spacing w:after="0" w:line="240" w:lineRule="auto"/>
+              <w:jc w:val="center"/>
+              <w:rPr>
+                <w:rFonts w:ascii="Calibri" w:eastAsia="Times New Roman" w:hAnsi="Calibri" w:cs="Calibri"/>
+                <w:color w:val="000000"/>
+                <w:u w:val="single"/>
+              </w:rPr>
+            </w:pPr>
+            <w:r>
+              <w:rPr>
+                <w:rFonts w:ascii="Calibri" w:eastAsia="Times New Roman" w:hAnsi="Calibri" w:cs="Calibri"/>
+                <w:noProof/>
+                <w:color w:val="000000"/>
+              </w:rPr>
+              <mc:AlternateContent>
+                <mc:Choice Requires="wps">
+                  <w:drawing>
+                    <wp:anchor distT="0" distB="0" distL="114300" distR="114300" simplePos="0" relativeHeight="251661312" behindDoc="0" locked="0" layoutInCell="1" allowOverlap="1" wp14:anchorId="386B2EFF" wp14:editId="6C2DDD38">
+                      <wp:simplePos x="0" y="0"/>
+                      <wp:positionH relativeFrom="column">
+                        <wp:posOffset>570230</wp:posOffset>
+                      </wp:positionH>
+                      <wp:positionV relativeFrom="paragraph">
+                        <wp:posOffset>84455</wp:posOffset>
+                      </wp:positionV>
+                      <wp:extent cx="149860" cy="356235"/>
+                      <wp:effectExtent l="19050" t="0" r="40640" b="43815"/>
+                      <wp:wrapNone/>
+                      <wp:docPr id="7" name="Arrow: Down 7"/>
+                      <wp:cNvGraphicFramePr/>
+                      <a:graphic xmlns:a="http://schemas.openxmlformats.org/drawingml/2006/main">
+                        <a:graphicData uri="http://schemas.microsoft.com/office/word/2010/wordprocessingShape">
+                          <wps:wsp>
+                            <wps:cNvSpPr/>
+                            <wps:spPr>
+                              <a:xfrm>
+                                <a:off x="0" y="0"/>
+                                <a:ext cx="149860" cy="356235"/>
+                              </a:xfrm>
+                              <a:prstGeom prst="downArrow">
+                                <a:avLst/>
+                              </a:prstGeom>
+                            </wps:spPr>
+                            <wps:style>
+                              <a:lnRef idx="2">
+                                <a:schemeClr val="accent1">
+                                  <a:shade val="50000"/>
+                                </a:schemeClr>
+                              </a:lnRef>
+                              <a:fillRef idx="1">
+                                <a:schemeClr val="accent1"/>
+                              </a:fillRef>
+                              <a:effectRef idx="0">
+                                <a:schemeClr val="accent1"/>
+                              </a:effectRef>
+                              <a:fontRef idx="minor">
+                                <a:schemeClr val="lt1"/>
+                              </a:fontRef>
+                            </wps:style>
+                            <wps:bodyPr rot="0" spcFirstLastPara="0" vertOverflow="overflow" horzOverflow="overflow" vert="horz" wrap="square" lIns="91440" tIns="45720" rIns="91440" bIns="45720" numCol="1" spcCol="0" rtlCol="0" fromWordArt="0" anchor="ctr" anchorCtr="0" forceAA="0" compatLnSpc="1">
+                              <a:prstTxWarp prst="textNoShape">
+                                <a:avLst/>
+                              </a:prstTxWarp>
+                              <a:noAutofit/>
+                            </wps:bodyPr>
+                          </wps:wsp>
+                        </a:graphicData>
+                      </a:graphic>
+                      <wp14:sizeRelH relativeFrom="margin">
+                        <wp14:pctWidth>0</wp14:pctWidth>
+                      </wp14:sizeRelH>
+                      <wp14:sizeRelV relativeFrom="margin">
+                        <wp14:pctHeight>0</wp14:pctHeight>
+                      </wp14:sizeRelV>
+                    </wp:anchor>
+                  </w:drawing>
+                </mc:Choice>
+                <mc:Fallback>
+                  <w:pict>
+                    <v:shape w14:anchorId="39382853" id="Arrow: Down 7" o:spid="_x0000_s1026" type="#_x0000_t67" style="position:absolute;margin-left:44.9pt;margin-top:6.65pt;width:11.8pt;height:28.05pt;z-index:251661312;visibility:visible;mso-wrap-style:square;mso-width-percent:0;mso-height-percent:0;mso-wrap-distance-left:9pt;mso-wrap-distance-top:0;mso-wrap-distance-right:9pt;mso-wrap-distance-bottom:0;mso-position-horizontal:absolute;mso-position-horizontal-relative:text;mso-position-vertical:absolute;mso-position-vertical-relative:text;mso-width-percent:0;mso-height-percent:0;mso-width-relative:margin;mso-height-relative:margin;v-text-anchor:middle" o:gfxdata="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" adj="17057" fillcolor="#4472c4 [3204]" strokecolor="#1f3763 [1604]" strokeweight="1pt"/>
+                  </w:pict>
+                </mc:Fallback>
+              </mc:AlternateContent>
+            </w:r>
+          </w:p>
+          <w:p>
+            <w:pPr>
+              <w:spacing w:after="0" w:line="240" w:lineRule="auto"/>
+              <w:jc w:val="center"/>
+              <w:rPr>
+                <w:rFonts w:ascii="Calibri" w:eastAsia="Times New Roman" w:hAnsi="Calibri" w:cs="Calibri"/>
+                <w:color w:val="000000"/>
+                <w:u w:val="single"/>
+              </w:rPr>
+            </w:pPr>
+          </w:p>
+          <w:p>
+            <w:pPr>
+              <w:spacing w:after="0" w:line="240" w:lineRule="auto"/>
+              <w:jc w:val="center"/>
+              <w:rPr>
+                <w:rFonts w:ascii="Calibri" w:eastAsia="Times New Roman" w:hAnsi="Calibri" w:cs="Calibri"/>
+                <w:color w:val="000000"/>
+                <w:u w:val="single"/>
+              </w:rPr>
+            </w:pPr>
+          </w:p>
+          <w:p>
+            <w:pPr>
+              <w:spacing w:after="0" w:line="240" w:lineRule="auto"/>
+              <w:jc w:val="center"/>
+              <w:rPr>
+                <w:rFonts w:ascii="Calibri" w:eastAsia="Times New Roman" w:hAnsi="Calibri" w:cs="Calibri"/>
+                <w:color w:val="000000"/>
+                <w:u w:val="single"/>
+              </w:rPr>
+            </w:pPr>
+          </w:p>
+        </w:tc>
+      </w:tr>
+      <w:tr>
+        <w:trPr>
+          <w:trHeight w:val="298"/>
+        </w:trPr>
+        <w:tc>
+          <w:tcPr>
+            <w:tcW w:w="2628" w:type="dxa"/>
+            <w:gridSpan w:val="2"/>
+            <w:tcBorders>
+              <w:top w:val="single" w:sz="4" w:space="0" w:color="auto"/>
+              <w:left w:val="single" w:sz="4" w:space="0" w:color="auto"/>
+              <w:bottom w:val="single" w:sz="4" w:space="0" w:color="auto"/>
+              <w:right w:val="single" w:sz="4" w:space="0" w:color="auto"/>
+            </w:tcBorders>
+            <w:shd w:val="clear" w:color="auto" w:fill="auto"/>
+            <w:noWrap/>
+            <w:vAlign w:val="bottom"/>
+            <w:hideMark/>
+          </w:tcPr>
+          <w:p>
+            <w:pPr>
+              <w:spacing w:after="0" w:line="240" w:lineRule="auto"/>
+              <w:jc w:val="center"/>
+              <w:rPr>
+                <w:rFonts w:ascii="Calibri" w:eastAsia="Times New Roman" w:hAnsi="Calibri" w:cs="Calibri"/>
+                <w:b/>
+                <w:color w:val="000000"/>
+                <w:u w:val="single"/>
+              </w:rPr>
+            </w:pPr>
+            <w:r>
+              <w:rPr>
+                <w:rFonts w:ascii="Calibri" w:eastAsia="Times New Roman" w:hAnsi="Calibri" w:cs="Calibri"/>
+                <w:b/>
+                <w:color w:val="000000"/>
+                <w:u w:val="single"/>
+              </w:rPr>
+              <w:t xml:space="preserve">DATA CLEANING </w:t>
+            </w:r>
+          </w:p>
+        </w:tc>
+      </w:tr>
+      <w:tr>
+        <w:trPr>
+          <w:trHeight w:val="298"/>
+        </w:trPr>
+        <w:tc>
+          <w:tcPr>
+            <w:tcW w:w="2628" w:type="dxa"/>
+            <w:gridSpan w:val="2"/>
+            <w:tcBorders>
+              <w:top w:val="single" w:sz="4" w:space="0" w:color="auto"/>
+              <w:left w:val="single" w:sz="4" w:space="0" w:color="auto"/>
+              <w:bottom w:val="single" w:sz="4" w:space="0" w:color="auto"/>
+              <w:right w:val="single" w:sz="4" w:space="0" w:color="auto"/>
+            </w:tcBorders>
+            <w:shd w:val="clear" w:color="auto" w:fill="auto"/>
+            <w:noWrap/>
+            <w:vAlign w:val="bottom"/>
+            <w:hideMark/>
+          </w:tcPr>
+          <w:p>
+            <w:pPr>
+              <w:spacing w:after="0" w:line="240" w:lineRule="auto"/>
+              <w:jc w:val="center"/>
+              <w:rPr>
+                <w:rFonts w:ascii="Calibri" w:eastAsia="Times New Roman" w:hAnsi="Calibri" w:cs="Calibri"/>
+                <w:color w:val="000000"/>
+                <w:u w:val="single"/>
+              </w:rPr>
+            </w:pPr>
+            <w:r>
+              <w:rPr>
+                <w:rFonts w:ascii="Calibri" w:eastAsia="Times New Roman" w:hAnsi="Calibri" w:cs="Calibri"/>
+                <w:color w:val="000000"/>
+                <w:u w:val="single"/>
+              </w:rPr>
+              <w:t>│ Remove duplicates     │</w:t>
+            </w:r>
+          </w:p>
+        </w:tc>
+      </w:tr>
+      <w:tr>
+        <w:trPr>
+          <w:trHeight w:val="298"/>
+        </w:trPr>
+        <w:tc>
+          <w:tcPr>
+            <w:tcW w:w="2628" w:type="dxa"/>
+            <w:gridSpan w:val="2"/>
+            <w:tcBorders>
+              <w:top w:val="single" w:sz="4" w:space="0" w:color="auto"/>
+              <w:left w:val="single" w:sz="4" w:space="0" w:color="auto"/>
+              <w:bottom w:val="single" w:sz="4" w:space="0" w:color="auto"/>
+              <w:right w:val="single" w:sz="4" w:space="0" w:color="auto"/>
+            </w:tcBorders>
+            <w:shd w:val="clear" w:color="auto" w:fill="auto"/>
+            <w:noWrap/>
+            <w:vAlign w:val="bottom"/>
+            <w:hideMark/>
+          </w:tcPr>
+          <w:p>
+            <w:pPr>
+              <w:spacing w:after="0" w:line="240" w:lineRule="auto"/>
+              <w:jc w:val="center"/>
+              <w:rPr>
+                <w:rFonts w:ascii="Calibri" w:eastAsia="Times New Roman" w:hAnsi="Calibri" w:cs="Calibri"/>
+                <w:color w:val="000000"/>
+                <w:u w:val="single"/>
+              </w:rPr>
+            </w:pPr>
+            <w:r>
+              <w:rPr>
+                <w:rFonts w:ascii="Calibri" w:eastAsia="Times New Roman" w:hAnsi="Calibri" w:cs="Calibri"/>
+                <w:color w:val="000000"/>
+                <w:u w:val="single"/>
+              </w:rPr>
+              <w:t>│ Handle missing values │</w:t>
+            </w:r>
+          </w:p>
+        </w:tc>
+      </w:tr>
+      <w:tr>
+        <w:trPr>
+          <w:trHeight w:val="298"/>
+        </w:trPr>
+        <w:tc>
+          <w:tcPr>
+            <w:tcW w:w="2628" w:type="dxa"/>
+            <w:gridSpan w:val="2"/>
+            <w:tcBorders>
+              <w:top w:val="single" w:sz="4" w:space="0" w:color="auto"/>
+              <w:left w:val="single" w:sz="4" w:space="0" w:color="auto"/>
+              <w:bottom w:val="single" w:sz="4" w:space="0" w:color="auto"/>
+              <w:right w:val="single" w:sz="4" w:space="0" w:color="auto"/>
+            </w:tcBorders>
+            <w:shd w:val="clear" w:color="auto" w:fill="auto"/>
+            <w:noWrap/>
+            <w:vAlign w:val="bottom"/>
+            <w:hideMark/>
+          </w:tcPr>
+          <w:p>
+            <w:pPr>
+              <w:spacing w:after="0" w:line="240" w:lineRule="auto"/>
+              <w:jc w:val="center"/>
+              <w:rPr>
+                <w:rFonts w:ascii="Calibri" w:eastAsia="Times New Roman" w:hAnsi="Calibri" w:cs="Calibri"/>
+                <w:color w:val="000000"/>
+                <w:u w:val="single"/>
+              </w:rPr>
+            </w:pPr>
+            <w:r>
+              <w:rPr>
+                <w:rFonts w:ascii="Calibri" w:eastAsia="Times New Roman" w:hAnsi="Calibri" w:cs="Calibri"/>
+                <w:color w:val="000000"/>
+                <w:u w:val="single"/>
+              </w:rPr>
+              <w:t>│ Correct data types    │</w:t>
+            </w:r>
+          </w:p>
+        </w:tc>
+      </w:tr>
+      <w:tr>
+        <w:trPr>
+          <w:trHeight w:val="298"/>
+        </w:trPr>
+        <w:tc>
+          <w:tcPr>
+            <w:tcW w:w="2628" w:type="dxa"/>
+            <w:gridSpan w:val="2"/>
+            <w:tcBorders>
+              <w:top w:val="single" w:sz="4" w:space="0" w:color="auto"/>
+              <w:left w:val="single" w:sz="4" w:space="0" w:color="auto"/>
+              <w:bottom w:val="single" w:sz="4" w:space="0" w:color="auto"/>
+              <w:right w:val="single" w:sz="4" w:space="0" w:color="auto"/>
+            </w:tcBorders>
+            <w:shd w:val="clear" w:color="auto" w:fill="auto"/>
+            <w:noWrap/>
+            <w:vAlign w:val="bottom"/>
+            <w:hideMark/>
+          </w:tcPr>
+          <w:p>
+            <w:pPr>
+              <w:spacing w:after="0" w:line="240" w:lineRule="auto"/>
+              <w:rPr>
+                <w:rFonts w:ascii="Calibri" w:eastAsia="Times New Roman" w:hAnsi="Calibri" w:cs="Calibri"/>
+                <w:color w:val="000000"/>
+                <w:u w:val="single"/>
+              </w:rPr>
+            </w:pPr>
+            <w:r>
+              <w:rPr>
+                <w:rFonts w:ascii="Calibri" w:eastAsia="Times New Roman" w:hAnsi="Calibri" w:cs="Calibri"/>
+                <w:noProof/>
+                <w:color w:val="000000"/>
+              </w:rPr>
+              <mc:AlternateContent>
+                <mc:Choice Requires="wps">
+                  <w:drawing>
+                    <wp:anchor distT="0" distB="0" distL="114300" distR="114300" simplePos="0" relativeHeight="251659264" behindDoc="0" locked="0" layoutInCell="1" allowOverlap="1" wp14:anchorId="7F5B3F35" wp14:editId="59F7869D">
+                      <wp:simplePos x="0" y="0"/>
+                      <wp:positionH relativeFrom="column">
+                        <wp:posOffset>590550</wp:posOffset>
+                      </wp:positionH>
+                      <wp:positionV relativeFrom="paragraph">
+                        <wp:posOffset>59055</wp:posOffset>
+                      </wp:positionV>
+                      <wp:extent cx="149860" cy="356235"/>
+                      <wp:effectExtent l="19050" t="0" r="40640" b="43815"/>
+                      <wp:wrapNone/>
+                      <wp:docPr id="6" name="Arrow: Down 6"/>
+                      <wp:cNvGraphicFramePr/>
+                      <a:graphic xmlns:a="http://schemas.openxmlformats.org/drawingml/2006/main">
+                        <a:graphicData uri="http://schemas.microsoft.com/office/word/2010/wordprocessingShape">
+                          <wps:wsp>
+                            <wps:cNvSpPr/>
+                            <wps:spPr>
+                              <a:xfrm>
+                                <a:off x="0" y="0"/>
+                                <a:ext cx="149860" cy="356235"/>
+                              </a:xfrm>
+                              <a:prstGeom prst="downArrow">
+                                <a:avLst/>
+                              </a:prstGeom>
+                            </wps:spPr>
+                            <wps:style>
+                              <a:lnRef idx="2">
+                                <a:schemeClr val="accent1">
+                                  <a:shade val="50000"/>
+                                </a:schemeClr>
+                              </a:lnRef>
+                              <a:fillRef idx="1">
+                                <a:schemeClr val="accent1"/>
+                              </a:fillRef>
+                              <a:effectRef idx="0">
+                                <a:schemeClr val="accent1"/>
+                              </a:effectRef>
+                              <a:fontRef idx="minor">
+                                <a:schemeClr val="lt1"/>
+                              </a:fontRef>
+                            </wps:style>
+                            <wps:bodyPr rot="0" spcFirstLastPara="0" vertOverflow="overflow" horzOverflow="overflow" vert="horz" wrap="square" lIns="91440" tIns="45720" rIns="91440" bIns="45720" numCol="1" spcCol="0" rtlCol="0" fromWordArt="0" anchor="ctr" anchorCtr="0" forceAA="0" compatLnSpc="1">
+                              <a:prstTxWarp prst="textNoShape">
+                                <a:avLst/>
+                              </a:prstTxWarp>
+                              <a:noAutofit/>
+                            </wps:bodyPr>
+                          </wps:wsp>
+                        </a:graphicData>
+                      </a:graphic>
+                      <wp14:sizeRelH relativeFrom="margin">
+                        <wp14:pctWidth>0</wp14:pctWidth>
+                      </wp14:sizeRelH>
+                      <wp14:sizeRelV relativeFrom="margin">
+                        <wp14:pctHeight>0</wp14:pctHeight>
+                      </wp14:sizeRelV>
+                    </wp:anchor>
+                  </w:drawing>
+                </mc:Choice>
+                <mc:Fallback>
+                  <w:pict>
+                    <v:shape w14:anchorId="5C8F7FBF" id="Arrow: Down 6" o:spid="_x0000_s1026" type="#_x0000_t67" style="position:absolute;margin-left:46.5pt;margin-top:4.65pt;width:11.8pt;height:28.05pt;z-index:251659264;visibility:visible;mso-wrap-style:square;mso-width-percent:0;mso-height-percent:0;mso-wrap-distance-left:9pt;mso-wrap-distance-top:0;mso-wrap-distance-right:9pt;mso-wrap-distance-bottom:0;mso-position-horizontal:absolute;mso-position-horizontal-relative:text;mso-position-vertical:absolute;mso-position-vertical-relative:text;mso-width-percent:0;mso-height-percent:0;mso-width-relative:margin;mso-height-relative:margin;v-text-anchor:middle" o:gfxdata="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" adj="17057" fillcolor="#4472c4 [3204]" strokecolor="#1f3763 [1604]" strokeweight="1pt"/>
+                  </w:pict>
+                </mc:Fallback>
+              </mc:AlternateContent>
+            </w:r>
+          </w:p>
+          <w:p>
+            <w:pPr>
+              <w:spacing w:after="0" w:line="240" w:lineRule="auto"/>
+              <w:jc w:val="center"/>
+              <w:rPr>
+                <w:rFonts w:ascii="Calibri" w:eastAsia="Times New Roman" w:hAnsi="Calibri" w:cs="Calibri"/>
+                <w:color w:val="000000"/>
+                <w:u w:val="single"/>
+              </w:rPr>
+            </w:pPr>
+          </w:p>
+          <w:p>
+            <w:pPr>
+              <w:spacing w:after="0" w:line="240" w:lineRule="auto"/>
+              <w:rPr>
+                <w:rFonts w:ascii="Calibri" w:eastAsia="Times New Roman" w:hAnsi="Calibri" w:cs="Calibri"/>
+                <w:color w:val="000000"/>
+                <w:u w:val="single"/>
+              </w:rPr>
+            </w:pPr>
+          </w:p>
+          <w:p>
+            <w:pPr>
+              <w:spacing w:after="0" w:line="240" w:lineRule="auto"/>
+              <w:jc w:val="center"/>
+              <w:rPr>
+                <w:rFonts w:ascii="Calibri" w:eastAsia="Times New Roman" w:hAnsi="Calibri" w:cs="Calibri"/>
+                <w:color w:val="000000"/>
+                <w:u w:val="single"/>
+              </w:rPr>
+            </w:pPr>
+            <w:r>
+              <w:rPr>
+                <w:rFonts w:ascii="Calibri" w:eastAsia="Times New Roman" w:hAnsi="Calibri" w:cs="Calibri"/>
+                <w:b/>
+                <w:color w:val="000000"/>
+                <w:u w:val="single"/>
+              </w:rPr>
+              <w:t xml:space="preserve"> DATA TRANSFORMATION</w:t>
+            </w:r>
+            <w:r>
+              <w:rPr>
+                <w:rFonts w:ascii="Calibri" w:eastAsia="Times New Roman" w:hAnsi="Calibri" w:cs="Calibri"/>
+                <w:color w:val="000000"/>
+                <w:u w:val="single"/>
+              </w:rPr>
+              <w:t xml:space="preserve"> </w:t>
+            </w:r>
+          </w:p>
+        </w:tc>
+      </w:tr>
+      <w:tr>
+        <w:trPr>
+          <w:trHeight w:val="298"/>
+        </w:trPr>
+        <w:tc>
+          <w:tcPr>
+            <w:tcW w:w="2628" w:type="dxa"/>
+            <w:gridSpan w:val="2"/>
+            <w:tcBorders>
+              <w:top w:val="single" w:sz="4" w:space="0" w:color="auto"/>
+              <w:left w:val="single" w:sz="4" w:space="0" w:color="auto"/>
+              <w:bottom w:val="single" w:sz="4" w:space="0" w:color="auto"/>
+              <w:right w:val="single" w:sz="4" w:space="0" w:color="auto"/>
+            </w:tcBorders>
+            <w:shd w:val="clear" w:color="auto" w:fill="auto"/>
+            <w:noWrap/>
+            <w:vAlign w:val="bottom"/>
+            <w:hideMark/>
+          </w:tcPr>
+          <w:p>
+            <w:pPr>
+              <w:spacing w:after="0" w:line="240" w:lineRule="auto"/>
+              <w:jc w:val="center"/>
+              <w:rPr>
+                <w:rFonts w:ascii="Calibri" w:eastAsia="Times New Roman" w:hAnsi="Calibri" w:cs="Calibri"/>
+                <w:color w:val="000000"/>
+                <w:u w:val="single"/>
+              </w:rPr>
+            </w:pPr>
+            <w:r>
+              <w:rPr>
+                <w:rFonts w:ascii="Calibri" w:eastAsia="Times New Roman" w:hAnsi="Calibri" w:cs="Calibri"/>
+                <w:color w:val="000000"/>
+                <w:u w:val="single"/>
+              </w:rPr>
+              <w:t xml:space="preserve">│ Calculate </w:t>
+            </w:r>
+            <w:proofErr w:type="gramStart"/>
+            <w:r>
+              <w:rPr>
+                <w:rFonts w:ascii="Calibri" w:eastAsia="Times New Roman" w:hAnsi="Calibri" w:cs="Calibri"/>
+                <w:color w:val="000000"/>
+                <w:u w:val="single"/>
+              </w:rPr>
+              <w:t xml:space="preserve">runs,   </w:t>
+            </w:r>
+            <w:proofErr w:type="gramEnd"/>
+            <w:r>
+              <w:rPr>
+                <w:rFonts w:ascii="Calibri" w:eastAsia="Times New Roman" w:hAnsi="Calibri" w:cs="Calibri"/>
+                <w:color w:val="000000"/>
+                <w:u w:val="single"/>
+              </w:rPr>
+              <w:t xml:space="preserve">    │</w:t>
+            </w:r>
+          </w:p>
+          <w:p>
+            <w:pPr>
+              <w:jc w:val="center"/>
+              <w:rPr>
+                <w:rFonts w:ascii="Calibri" w:hAnsi="Calibri" w:cs="Calibri"/>
+                <w:color w:val="000000"/>
+              </w:rPr>
+            </w:pPr>
+            <w:r>
+              <w:rPr>
+                <w:rFonts w:ascii="Calibri" w:hAnsi="Calibri" w:cs="Calibri"/>
+                <w:color w:val="000000"/>
+              </w:rPr>
+              <w:t xml:space="preserve">│ averages, strike rate </w:t>
+            </w:r>
+            <w:r>
+              <w:rPr>
+                <w:rFonts w:ascii="Calibri" w:hAnsi="Calibri" w:cs="Calibri"/>
+                <w:color w:val="000000"/>
+              </w:rPr>
+              <w:t>I</w:t>
+            </w:r>
+          </w:p>
+        </w:tc>
+      </w:tr>
+      <w:tr>
+        <w:trPr>
+          <w:trHeight w:val="298"/>
+        </w:trPr>
+        <w:tc>
+          <w:tcPr>
+            <w:tcW w:w="2628" w:type="dxa"/>
+            <w:gridSpan w:val="2"/>
+            <w:tcBorders>
+              <w:top w:val="single" w:sz="4" w:space="0" w:color="auto"/>
+              <w:left w:val="single" w:sz="4" w:space="0" w:color="auto"/>
+              <w:bottom w:val="single" w:sz="4" w:space="0" w:color="auto"/>
+              <w:right w:val="single" w:sz="4" w:space="0" w:color="auto"/>
+            </w:tcBorders>
+            <w:shd w:val="clear" w:color="auto" w:fill="auto"/>
+            <w:noWrap/>
+            <w:vAlign w:val="bottom"/>
+            <w:hideMark/>
+          </w:tcPr>
+          <w:p>
+            <w:pPr>
+              <w:spacing w:after="0" w:line="240" w:lineRule="auto"/>
+              <w:jc w:val="center"/>
+              <w:rPr>
+                <w:rFonts w:ascii="Calibri" w:eastAsia="Times New Roman" w:hAnsi="Calibri" w:cs="Calibri"/>
+                <w:color w:val="000000"/>
+                <w:u w:val="single"/>
+              </w:rPr>
+            </w:pPr>
+            <w:r>
+              <w:rPr>
+                <w:rFonts w:ascii="Calibri" w:eastAsia="Times New Roman" w:hAnsi="Calibri" w:cs="Calibri"/>
+                <w:color w:val="000000"/>
+                <w:u w:val="single"/>
+              </w:rPr>
+              <w:t>│ and</w:t>
+            </w:r>
+            <w:r>
+              <w:rPr>
+                <w:rFonts w:ascii="Calibri" w:eastAsia="Times New Roman" w:hAnsi="Calibri" w:cs="Calibri"/>
+                <w:color w:val="000000"/>
+                <w:u w:val="single"/>
+              </w:rPr>
+              <w:t xml:space="preserve"> </w:t>
+            </w:r>
+            <w:r>
+              <w:rPr>
+                <w:rFonts w:ascii="Calibri" w:eastAsia="Times New Roman" w:hAnsi="Calibri" w:cs="Calibri"/>
+                <w:color w:val="000000"/>
+                <w:u w:val="single"/>
+              </w:rPr>
+              <w:t xml:space="preserve">win percentages   </w:t>
+            </w:r>
+          </w:p>
+          <w:p>
+            <w:pPr>
+              <w:spacing w:after="0" w:line="240" w:lineRule="auto"/>
+              <w:jc w:val="center"/>
+              <w:rPr>
+                <w:rFonts w:ascii="Calibri" w:eastAsia="Times New Roman" w:hAnsi="Calibri" w:cs="Calibri"/>
+                <w:color w:val="000000"/>
+                <w:u w:val="single"/>
+              </w:rPr>
+            </w:pPr>
+            <w:r>
+              <w:rPr>
+                <w:rFonts w:ascii="Calibri" w:eastAsia="Times New Roman" w:hAnsi="Calibri" w:cs="Calibri"/>
+                <w:color w:val="000000"/>
+                <w:u w:val="single"/>
+              </w:rPr>
+              <w:t>│</w:t>
+            </w:r>
+          </w:p>
+          <w:tbl>
+            <w:tblPr>
+              <w:tblW w:w="2826" w:type="dxa"/>
+              <w:tblLook w:val="04A0" w:firstRow="1" w:lastRow="0" w:firstColumn="1" w:lastColumn="0" w:noHBand="0" w:noVBand="1"/>
+            </w:tblPr>
+            <w:tblGrid>
+              <w:gridCol w:w="2784"/>
+              <w:gridCol w:w="228"/>
+            </w:tblGrid>
+            <w:tr>
+              <w:trPr>
+                <w:trHeight w:val="290"/>
+              </w:trPr>
+              <w:tc>
+                <w:tcPr>
+                  <w:tcW w:w="2826" w:type="dxa"/>
+                  <w:gridSpan w:val="2"/>
+                  <w:tcBorders>
+                    <w:top w:val="nil"/>
+                    <w:left w:val="nil"/>
+                    <w:bottom w:val="nil"/>
+                    <w:right w:val="nil"/>
+                  </w:tcBorders>
+                  <w:shd w:val="clear" w:color="auto" w:fill="auto"/>
+                  <w:noWrap/>
+                  <w:vAlign w:val="bottom"/>
+                  <w:hideMark/>
+                </w:tcPr>
+                <w:p>
+                  <w:pPr>
+                    <w:spacing w:after="0" w:line="240" w:lineRule="auto"/>
+                    <w:rPr>
+                      <w:rFonts w:ascii="Calibri" w:eastAsia="Times New Roman" w:hAnsi="Calibri" w:cs="Calibri"/>
+                      <w:color w:val="000000"/>
+                    </w:rPr>
+                  </w:pPr>
+                  <w:r>
+                    <w:rPr>
+                      <w:rFonts w:ascii="Calibri" w:eastAsia="Times New Roman" w:hAnsi="Calibri" w:cs="Calibri"/>
+                      <w:color w:val="000000"/>
+                    </w:rPr>
+                    <w:lastRenderedPageBreak/>
+                    <w:t xml:space="preserve">│      </w:t>
+                  </w:r>
+                  <w:r>
+                    <w:rPr>
+                      <w:rFonts w:ascii="Calibri" w:eastAsia="Times New Roman" w:hAnsi="Calibri" w:cs="Calibri"/>
+                      <w:b/>
+                      <w:color w:val="000000"/>
+                    </w:rPr>
+                    <w:t xml:space="preserve"> ANALYSIS</w:t>
+                  </w:r>
+                  <w:r>
+                    <w:rPr>
+                      <w:rFonts w:ascii="Calibri" w:eastAsia="Times New Roman" w:hAnsi="Calibri" w:cs="Calibri"/>
+                      <w:color w:val="000000"/>
+                    </w:rPr>
+                    <w:t xml:space="preserve">        │</w:t>
+                  </w:r>
+                </w:p>
+              </w:tc>
+            </w:tr>
+            <w:tr>
+              <w:trPr>
+                <w:trHeight w:val="290"/>
+              </w:trPr>
+              <w:tc>
+                <w:tcPr>
+                  <w:tcW w:w="2826" w:type="dxa"/>
+                  <w:gridSpan w:val="2"/>
+                  <w:tcBorders>
+                    <w:top w:val="nil"/>
+                    <w:left w:val="nil"/>
+                    <w:bottom w:val="nil"/>
+                    <w:right w:val="nil"/>
+                  </w:tcBorders>
+                  <w:shd w:val="clear" w:color="auto" w:fill="auto"/>
+                  <w:noWrap/>
+                  <w:vAlign w:val="bottom"/>
+                  <w:hideMark/>
+                </w:tcPr>
+                <w:p>
+                  <w:pPr>
+                    <w:spacing w:after="0" w:line="240" w:lineRule="auto"/>
+                    <w:rPr>
+                      <w:rFonts w:ascii="Calibri" w:eastAsia="Times New Roman" w:hAnsi="Calibri" w:cs="Calibri"/>
+                      <w:color w:val="000000"/>
+                    </w:rPr>
+                  </w:pPr>
+                  <w:r>
+                    <w:rPr>
+                      <w:rFonts w:ascii="Calibri" w:eastAsia="Times New Roman" w:hAnsi="Calibri" w:cs="Calibri"/>
+                      <w:color w:val="000000"/>
+                    </w:rPr>
+                    <w:t xml:space="preserve">│                       </w:t>
+                  </w:r>
+                </w:p>
+              </w:tc>
+            </w:tr>
+            <w:tr>
+              <w:trPr>
+                <w:trHeight w:val="290"/>
+              </w:trPr>
+              <w:tc>
+                <w:tcPr>
+                  <w:tcW w:w="2826" w:type="dxa"/>
+                  <w:gridSpan w:val="2"/>
+                  <w:tcBorders>
+                    <w:top w:val="nil"/>
+                    <w:left w:val="nil"/>
+                    <w:bottom w:val="nil"/>
+                    <w:right w:val="nil"/>
+                  </w:tcBorders>
+                  <w:shd w:val="clear" w:color="auto" w:fill="auto"/>
+                  <w:noWrap/>
+                  <w:vAlign w:val="bottom"/>
+                  <w:hideMark/>
+                </w:tcPr>
+                <w:p>
+                  <w:pPr>
+                    <w:spacing w:after="0" w:line="240" w:lineRule="auto"/>
+                    <w:rPr>
+                      <w:rFonts w:ascii="Calibri" w:eastAsia="Times New Roman" w:hAnsi="Calibri" w:cs="Calibri"/>
+                      <w:color w:val="000000"/>
+                    </w:rPr>
+                  </w:pPr>
+                  <w:r>
+                    <w:rPr>
+                      <w:rFonts w:ascii="Calibri" w:eastAsia="Times New Roman" w:hAnsi="Calibri" w:cs="Calibri"/>
+                      <w:color w:val="000000"/>
+                    </w:rPr>
+                    <w:t xml:space="preserve">│ Compare </w:t>
+                  </w:r>
+                  <w:proofErr w:type="gramStart"/>
+                  <w:r>
+                    <w:rPr>
+                      <w:rFonts w:ascii="Calibri" w:eastAsia="Times New Roman" w:hAnsi="Calibri" w:cs="Calibri"/>
+                      <w:color w:val="000000"/>
+                    </w:rPr>
+                    <w:t xml:space="preserve">teams,   </w:t>
+                  </w:r>
+                  <w:proofErr w:type="gramEnd"/>
+                  <w:r>
+                    <w:rPr>
+                      <w:rFonts w:ascii="Calibri" w:eastAsia="Times New Roman" w:hAnsi="Calibri" w:cs="Calibri"/>
+                      <w:color w:val="000000"/>
+                    </w:rPr>
+                    <w:t xml:space="preserve">     │</w:t>
+                  </w:r>
+                </w:p>
+              </w:tc>
+            </w:tr>
+            <w:tr>
+              <w:trPr>
+                <w:trHeight w:val="290"/>
+              </w:trPr>
+              <w:tc>
+                <w:tcPr>
+                  <w:tcW w:w="2826" w:type="dxa"/>
+                  <w:gridSpan w:val="2"/>
+                  <w:tcBorders>
+                    <w:top w:val="nil"/>
+                    <w:left w:val="nil"/>
+                    <w:bottom w:val="nil"/>
+                    <w:right w:val="nil"/>
+                  </w:tcBorders>
+                  <w:shd w:val="clear" w:color="auto" w:fill="auto"/>
+                  <w:noWrap/>
+                  <w:vAlign w:val="bottom"/>
+                  <w:hideMark/>
+                </w:tcPr>
+                <w:p>
+                  <w:pPr>
+                    <w:spacing w:after="0" w:line="240" w:lineRule="auto"/>
+                    <w:rPr>
+                      <w:rFonts w:ascii="Calibri" w:eastAsia="Times New Roman" w:hAnsi="Calibri" w:cs="Calibri"/>
+                      <w:color w:val="000000"/>
+                    </w:rPr>
+                  </w:pPr>
+                  <w:r>
+                    <w:rPr>
+                      <w:rFonts w:ascii="Calibri" w:eastAsia="Times New Roman" w:hAnsi="Calibri" w:cs="Calibri"/>
+                      <w:color w:val="000000"/>
+                    </w:rPr>
+                    <w:t>│ players and venues    │</w:t>
+                  </w:r>
+                </w:p>
+              </w:tc>
+            </w:tr>
+            <w:tr>
+              <w:trPr>
+                <w:trHeight w:val="290"/>
+              </w:trPr>
+              <w:tc>
+                <w:tcPr>
+                  <w:tcW w:w="2826" w:type="dxa"/>
+                  <w:gridSpan w:val="2"/>
+                  <w:tcBorders>
+                    <w:top w:val="nil"/>
+                    <w:left w:val="nil"/>
+                    <w:bottom w:val="nil"/>
+                    <w:right w:val="nil"/>
+                  </w:tcBorders>
+                  <w:shd w:val="clear" w:color="auto" w:fill="auto"/>
+                  <w:noWrap/>
+                  <w:vAlign w:val="bottom"/>
+                  <w:hideMark/>
+                </w:tcPr>
+                <w:p>
+                  <w:pPr>
+                    <w:spacing w:after="0" w:line="240" w:lineRule="auto"/>
+                    <w:rPr>
+                      <w:rFonts w:ascii="Calibri" w:eastAsia="Times New Roman" w:hAnsi="Calibri" w:cs="Calibri"/>
+                      <w:color w:val="000000"/>
+                    </w:rPr>
+                  </w:pPr>
+                  <w:r>
+                    <w:rPr>
+                      <w:rFonts w:ascii="Calibri" w:eastAsia="Times New Roman" w:hAnsi="Calibri" w:cs="Calibri"/>
+                      <w:color w:val="000000"/>
+                    </w:rPr>
+                    <w:t>│ Find trends &amp; patterns│</w:t>
+                  </w:r>
+                </w:p>
+              </w:tc>
+            </w:tr>
+            <w:tr>
+              <w:trPr>
+                <w:trHeight w:val="290"/>
+              </w:trPr>
+              <w:tc>
+                <w:tcPr>
+                  <w:tcW w:w="2826" w:type="dxa"/>
+                  <w:gridSpan w:val="2"/>
+                  <w:tcBorders>
+                    <w:top w:val="nil"/>
+                    <w:left w:val="nil"/>
+                    <w:bottom w:val="nil"/>
+                    <w:right w:val="nil"/>
+                  </w:tcBorders>
+                  <w:shd w:val="clear" w:color="auto" w:fill="auto"/>
+                  <w:noWrap/>
+                  <w:vAlign w:val="bottom"/>
+                  <w:hideMark/>
+                </w:tcPr>
+                <w:p>
+                  <w:pPr>
+                    <w:spacing w:after="0" w:line="240" w:lineRule="auto"/>
+                    <w:rPr>
+                      <w:rFonts w:ascii="Calibri" w:eastAsia="Times New Roman" w:hAnsi="Calibri" w:cs="Calibri"/>
+                      <w:color w:val="000000"/>
+                    </w:rPr>
+                  </w:pPr>
+                  <w:r>
+                    <w:rPr>
+                      <w:rFonts w:ascii="Calibri" w:eastAsia="Times New Roman" w:hAnsi="Calibri" w:cs="Calibri"/>
+                      <w:color w:val="000000"/>
+                    </w:rPr>
+                    <w:t>└───────────</w:t>
+                  </w:r>
+                  <w:r>
+                    <w:rPr>
+                      <w:rFonts w:ascii="Arial" w:eastAsia="Times New Roman" w:hAnsi="Arial" w:cs="Arial"/>
+                      <w:color w:val="000000"/>
+                    </w:rPr>
+                    <w:t>┬</w:t>
+                  </w:r>
+                  <w:r>
+                    <w:rPr>
+                      <w:rFonts w:ascii="Calibri" w:eastAsia="Times New Roman" w:hAnsi="Calibri" w:cs="Calibri"/>
+                      <w:color w:val="000000"/>
+                    </w:rPr>
+                    <w:t>───────────┘</w:t>
+                  </w:r>
+                </w:p>
+              </w:tc>
+            </w:tr>
+            <w:tr>
+              <w:trPr>
+                <w:trHeight w:val="290"/>
+              </w:trPr>
+              <w:tc>
+                <w:tcPr>
+                  <w:tcW w:w="2708" w:type="dxa"/>
+                  <w:tcBorders>
+                    <w:top w:val="nil"/>
+                    <w:left w:val="nil"/>
+                    <w:bottom w:val="nil"/>
+                    <w:right w:val="nil"/>
+                  </w:tcBorders>
+                  <w:shd w:val="clear" w:color="auto" w:fill="auto"/>
+                  <w:noWrap/>
+                  <w:vAlign w:val="bottom"/>
+                  <w:hideMark/>
+                </w:tcPr>
+                <w:p>
+                  <w:pPr>
+                    <w:spacing w:after="0" w:line="240" w:lineRule="auto"/>
+                    <w:rPr>
+                      <w:rFonts w:ascii="Calibri" w:eastAsia="Times New Roman" w:hAnsi="Calibri" w:cs="Calibri"/>
+                      <w:color w:val="000000"/>
+                    </w:rPr>
+                  </w:pPr>
+                  <w:r>
+                    <w:rPr>
+                      <w:rFonts w:ascii="Calibri" w:eastAsia="Times New Roman" w:hAnsi="Calibri" w:cs="Calibri"/>
+                      <w:noProof/>
+                      <w:color w:val="000000"/>
+                    </w:rPr>
+                    <mc:AlternateContent>
+                      <mc:Choice Requires="wps">
+                        <w:drawing>
+                          <wp:anchor distT="0" distB="0" distL="114300" distR="114300" simplePos="0" relativeHeight="251665408" behindDoc="0" locked="0" layoutInCell="1" allowOverlap="1" wp14:anchorId="3541CEE2" wp14:editId="1F993919">
+                            <wp:simplePos x="0" y="0"/>
+                            <wp:positionH relativeFrom="column">
+                              <wp:posOffset>808355</wp:posOffset>
+                            </wp:positionH>
+                            <wp:positionV relativeFrom="paragraph">
+                              <wp:posOffset>-41275</wp:posOffset>
+                            </wp:positionV>
+                            <wp:extent cx="149860" cy="356235"/>
+                            <wp:effectExtent l="19050" t="0" r="40640" b="43815"/>
+                            <wp:wrapNone/>
+                            <wp:docPr id="9" name="Arrow: Down 9"/>
+                            <wp:cNvGraphicFramePr/>
+                            <a:graphic xmlns:a="http://schemas.openxmlformats.org/drawingml/2006/main">
+                              <a:graphicData uri="http://schemas.microsoft.com/office/word/2010/wordprocessingShape">
+                                <wps:wsp>
+                                  <wps:cNvSpPr/>
+                                  <wps:spPr>
+                                    <a:xfrm>
+                                      <a:off x="0" y="0"/>
+                                      <a:ext cx="149860" cy="356235"/>
+                                    </a:xfrm>
+                                    <a:prstGeom prst="downArrow">
+                                      <a:avLst/>
+                                    </a:prstGeom>
+                                    <a:solidFill>
+                                      <a:srgbClr val="4472C4"/>
+                                    </a:solidFill>
+                                    <a:ln w="12700" cap="flat" cmpd="sng" algn="ctr">
+                                      <a:solidFill>
+                                        <a:srgbClr val="4472C4">
+                                          <a:shade val="50000"/>
+                                        </a:srgbClr>
+                                      </a:solidFill>
+                                      <a:prstDash val="solid"/>
+                                      <a:miter lim="800000"/>
+                                    </a:ln>
+                                    <a:effectLst/>
+                                  </wps:spPr>
+                                  <wps:bodyPr rot="0" spcFirstLastPara="0" vertOverflow="overflow" horzOverflow="overflow" vert="horz" wrap="square" lIns="91440" tIns="45720" rIns="91440" bIns="45720" numCol="1" spcCol="0" rtlCol="0" fromWordArt="0" anchor="ctr" anchorCtr="0" forceAA="0" compatLnSpc="1">
+                                    <a:prstTxWarp prst="textNoShape">
+                                      <a:avLst/>
+                                    </a:prstTxWarp>
+                                    <a:noAutofit/>
+                                  </wps:bodyPr>
+                                </wps:wsp>
+                              </a:graphicData>
+                            </a:graphic>
+                            <wp14:sizeRelH relativeFrom="margin">
+                              <wp14:pctWidth>0</wp14:pctWidth>
+                            </wp14:sizeRelH>
+                            <wp14:sizeRelV relativeFrom="margin">
+                              <wp14:pctHeight>0</wp14:pctHeight>
+                            </wp14:sizeRelV>
+                          </wp:anchor>
+                        </w:drawing>
+                      </mc:Choice>
+                      <mc:Fallback>
+                        <w:pict>
+                          <v:shape w14:anchorId="1137C468" id="Arrow: Down 9" o:spid="_x0000_s1026" type="#_x0000_t67" style="position:absolute;margin-left:63.65pt;margin-top:-3.25pt;width:11.8pt;height:28.05pt;z-index:251665408;visibility:visible;mso-wrap-style:square;mso-width-percent:0;mso-height-percent:0;mso-wrap-distance-left:9pt;mso-wrap-distance-top:0;mso-wrap-distance-right:9pt;mso-wrap-distance-bottom:0;mso-position-horizontal:absolute;mso-position-horizontal-relative:text;mso-position-vertical:absolute;mso-position-vertical-relative:text;mso-width-percent:0;mso-height-percent:0;mso-width-relative:margin;mso-height-relative:margin;v-text-anchor:middle" o:gfxdata="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" adj="17057" fillcolor="#4472c4" strokecolor="#2f528f" strokeweight="1pt"/>
+                        </w:pict>
+                      </mc:Fallback>
+                    </mc:AlternateContent>
+                  </w:r>
+                  <w:r>
+                    <w:rPr>
+                      <w:rFonts w:ascii="Calibri" w:eastAsia="Times New Roman" w:hAnsi="Calibri" w:cs="Calibri"/>
+                      <w:color w:val="000000"/>
+                    </w:rPr>
+                    <w:t xml:space="preserve">            </w:t>
+                  </w:r>
+                </w:p>
+              </w:tc>
+              <w:tc>
+                <w:tcPr>
+                  <w:tcW w:w="118" w:type="dxa"/>
+                  <w:tcBorders>
+                    <w:top w:val="nil"/>
+                    <w:left w:val="nil"/>
+                    <w:bottom w:val="nil"/>
+                    <w:right w:val="nil"/>
+                  </w:tcBorders>
+                  <w:shd w:val="clear" w:color="auto" w:fill="auto"/>
+                  <w:noWrap/>
+                  <w:vAlign w:val="bottom"/>
+                  <w:hideMark/>
+                </w:tcPr>
+                <w:p>
+                  <w:pPr>
+                    <w:spacing w:after="0" w:line="240" w:lineRule="auto"/>
+                    <w:rPr>
+                      <w:rFonts w:ascii="Calibri" w:eastAsia="Times New Roman" w:hAnsi="Calibri" w:cs="Calibri"/>
+                      <w:color w:val="000000"/>
+                    </w:rPr>
+                  </w:pPr>
+                </w:p>
+              </w:tc>
+            </w:tr>
+            <w:tr>
+              <w:trPr>
+                <w:trHeight w:val="290"/>
+              </w:trPr>
+              <w:tc>
+                <w:tcPr>
+                  <w:tcW w:w="2826" w:type="dxa"/>
+                  <w:gridSpan w:val="2"/>
+                  <w:tcBorders>
+                    <w:top w:val="nil"/>
+                    <w:left w:val="nil"/>
+                    <w:bottom w:val="nil"/>
+                    <w:right w:val="nil"/>
+                  </w:tcBorders>
+                  <w:shd w:val="clear" w:color="auto" w:fill="auto"/>
+                  <w:noWrap/>
+                  <w:vAlign w:val="bottom"/>
+                  <w:hideMark/>
+                </w:tcPr>
+                <w:p>
+                  <w:pPr>
+                    <w:spacing w:after="0" w:line="240" w:lineRule="auto"/>
+                    <w:rPr>
+                      <w:rFonts w:ascii="Calibri" w:eastAsia="Times New Roman" w:hAnsi="Calibri" w:cs="Calibri"/>
+                      <w:color w:val="000000"/>
+                    </w:rPr>
+                  </w:pPr>
+                  <w:r>
+                    <w:rPr>
+                      <w:rFonts w:ascii="Calibri" w:eastAsia="Times New Roman" w:hAnsi="Calibri" w:cs="Calibri"/>
+                      <w:color w:val="000000"/>
+                    </w:rPr>
+                    <w:t>┌───────────────────────┐</w:t>
+                  </w:r>
+                </w:p>
+              </w:tc>
+            </w:tr>
+            <w:tr>
+              <w:trPr>
+                <w:trHeight w:val="290"/>
+              </w:trPr>
+              <w:tc>
+                <w:tcPr>
+                  <w:tcW w:w="2826" w:type="dxa"/>
+                  <w:gridSpan w:val="2"/>
+                  <w:tcBorders>
+                    <w:top w:val="nil"/>
+                    <w:left w:val="nil"/>
+                    <w:bottom w:val="nil"/>
+                    <w:right w:val="nil"/>
+                  </w:tcBorders>
+                  <w:shd w:val="clear" w:color="auto" w:fill="auto"/>
+                  <w:noWrap/>
+                  <w:vAlign w:val="bottom"/>
+                  <w:hideMark/>
+                </w:tcPr>
+                <w:p>
+                  <w:pPr>
+                    <w:spacing w:after="0" w:line="240" w:lineRule="auto"/>
+                    <w:rPr>
+                      <w:rFonts w:ascii="Calibri" w:eastAsia="Times New Roman" w:hAnsi="Calibri" w:cs="Calibri"/>
+                      <w:color w:val="000000"/>
+                    </w:rPr>
+                  </w:pPr>
+                  <w:r>
+                    <w:rPr>
+                      <w:rFonts w:ascii="Calibri" w:eastAsia="Times New Roman" w:hAnsi="Calibri" w:cs="Calibri"/>
+                      <w:color w:val="000000"/>
+                    </w:rPr>
+                    <w:t xml:space="preserve">│    </w:t>
+                  </w:r>
+                  <w:r>
+                    <w:rPr>
+                      <w:rFonts w:ascii="Calibri" w:eastAsia="Times New Roman" w:hAnsi="Calibri" w:cs="Calibri"/>
+                      <w:b/>
+                      <w:color w:val="000000"/>
+                    </w:rPr>
+                    <w:t>VISUALIZATION      │</w:t>
+                  </w:r>
+                </w:p>
+              </w:tc>
+            </w:tr>
+            <w:tr>
+              <w:trPr>
+                <w:trHeight w:val="290"/>
+              </w:trPr>
+              <w:tc>
+                <w:tcPr>
+                  <w:tcW w:w="2826" w:type="dxa"/>
+                  <w:gridSpan w:val="2"/>
+                  <w:tcBorders>
+                    <w:top w:val="nil"/>
+                    <w:left w:val="nil"/>
+                    <w:bottom w:val="nil"/>
+                    <w:right w:val="nil"/>
+                  </w:tcBorders>
+                  <w:shd w:val="clear" w:color="auto" w:fill="auto"/>
+                  <w:noWrap/>
+                  <w:vAlign w:val="bottom"/>
+                  <w:hideMark/>
+                </w:tcPr>
+                <w:p>
+                  <w:pPr>
+                    <w:spacing w:after="0" w:line="240" w:lineRule="auto"/>
+                    <w:rPr>
+                      <w:rFonts w:ascii="Calibri" w:eastAsia="Times New Roman" w:hAnsi="Calibri" w:cs="Calibri"/>
+                      <w:color w:val="000000"/>
+                    </w:rPr>
+                  </w:pPr>
+                  <w:r>
+                    <w:rPr>
+                      <w:rFonts w:ascii="Calibri" w:eastAsia="Times New Roman" w:hAnsi="Calibri" w:cs="Calibri"/>
+                      <w:color w:val="000000"/>
+                    </w:rPr>
+                    <w:t>│                       │</w:t>
+                  </w:r>
+                </w:p>
+              </w:tc>
+            </w:tr>
+            <w:tr>
+              <w:trPr>
+                <w:trHeight w:val="290"/>
+              </w:trPr>
+              <w:tc>
+                <w:tcPr>
+                  <w:tcW w:w="2826" w:type="dxa"/>
+                  <w:gridSpan w:val="2"/>
+                  <w:tcBorders>
+                    <w:top w:val="nil"/>
+                    <w:left w:val="nil"/>
+                    <w:bottom w:val="nil"/>
+                    <w:right w:val="nil"/>
+                  </w:tcBorders>
+                  <w:shd w:val="clear" w:color="auto" w:fill="auto"/>
+                  <w:noWrap/>
+                  <w:vAlign w:val="bottom"/>
+                  <w:hideMark/>
+                </w:tcPr>
+                <w:p>
+                  <w:pPr>
+                    <w:spacing w:after="0" w:line="240" w:lineRule="auto"/>
+                    <w:rPr>
+                      <w:rFonts w:ascii="Calibri" w:eastAsia="Times New Roman" w:hAnsi="Calibri" w:cs="Calibri"/>
+                      <w:color w:val="000000"/>
+                    </w:rPr>
+                  </w:pPr>
+                  <w:r>
+                    <w:rPr>
+                      <w:rFonts w:ascii="Calibri" w:eastAsia="Times New Roman" w:hAnsi="Calibri" w:cs="Calibri"/>
+                      <w:color w:val="000000"/>
+                    </w:rPr>
+                    <w:t xml:space="preserve">│ Charts, </w:t>
+                  </w:r>
+                  <w:proofErr w:type="gramStart"/>
+                  <w:r>
+                    <w:rPr>
+                      <w:rFonts w:ascii="Calibri" w:eastAsia="Times New Roman" w:hAnsi="Calibri" w:cs="Calibri"/>
+                      <w:color w:val="000000"/>
+                    </w:rPr>
+                    <w:t xml:space="preserve">graphs,   </w:t>
+                  </w:r>
+                  <w:proofErr w:type="gramEnd"/>
+                  <w:r>
+                    <w:rPr>
+                      <w:rFonts w:ascii="Calibri" w:eastAsia="Times New Roman" w:hAnsi="Calibri" w:cs="Calibri"/>
+                      <w:color w:val="000000"/>
+                    </w:rPr>
+                    <w:t xml:space="preserve">    │</w:t>
+                  </w:r>
+                </w:p>
+              </w:tc>
+            </w:tr>
+            <w:tr>
+              <w:trPr>
+                <w:trHeight w:val="290"/>
+              </w:trPr>
+              <w:tc>
+                <w:tcPr>
+                  <w:tcW w:w="2826" w:type="dxa"/>
+                  <w:gridSpan w:val="2"/>
+                  <w:tcBorders>
+                    <w:top w:val="nil"/>
+                    <w:left w:val="nil"/>
+                    <w:bottom w:val="nil"/>
+                    <w:right w:val="nil"/>
+                  </w:tcBorders>
+                  <w:shd w:val="clear" w:color="auto" w:fill="auto"/>
+                  <w:noWrap/>
+                  <w:vAlign w:val="bottom"/>
+                  <w:hideMark/>
+                </w:tcPr>
+                <w:p>
+                  <w:pPr>
+                    <w:spacing w:after="0" w:line="240" w:lineRule="auto"/>
+                    <w:rPr>
+                      <w:rFonts w:ascii="Calibri" w:eastAsia="Times New Roman" w:hAnsi="Calibri" w:cs="Calibri"/>
+                      <w:color w:val="000000"/>
+                    </w:rPr>
+                  </w:pPr>
+                  <w:r>
+                    <w:rPr>
+                      <w:rFonts w:ascii="Calibri" w:eastAsia="Times New Roman" w:hAnsi="Calibri" w:cs="Calibri"/>
+                      <w:color w:val="000000"/>
+                    </w:rPr>
+                    <w:t>│ dashboards &amp; tables   │</w:t>
+                  </w:r>
+                </w:p>
+              </w:tc>
+            </w:tr>
+            <w:tr>
+              <w:trPr>
+                <w:trHeight w:val="290"/>
+              </w:trPr>
+              <w:tc>
+                <w:tcPr>
+                  <w:tcW w:w="2826" w:type="dxa"/>
+                  <w:gridSpan w:val="2"/>
+                  <w:tcBorders>
+                    <w:top w:val="nil"/>
+                    <w:left w:val="nil"/>
+                    <w:bottom w:val="nil"/>
+                    <w:right w:val="nil"/>
+                  </w:tcBorders>
+                  <w:shd w:val="clear" w:color="auto" w:fill="auto"/>
+                  <w:noWrap/>
+                  <w:vAlign w:val="bottom"/>
+                  <w:hideMark/>
+                </w:tcPr>
+                <w:p>
+                  <w:pPr>
+                    <w:spacing w:after="0" w:line="240" w:lineRule="auto"/>
+                    <w:rPr>
+                      <w:rFonts w:ascii="Calibri" w:eastAsia="Times New Roman" w:hAnsi="Calibri" w:cs="Calibri"/>
+                      <w:color w:val="000000"/>
+                    </w:rPr>
+                  </w:pPr>
+                  <w:r>
+                    <w:rPr>
+                      <w:rFonts w:ascii="Calibri" w:eastAsia="Times New Roman" w:hAnsi="Calibri" w:cs="Calibri"/>
+                      <w:color w:val="000000"/>
+                    </w:rPr>
+                    <w:t>└───────────</w:t>
+                  </w:r>
+                  <w:r>
+                    <w:rPr>
+                      <w:rFonts w:ascii="Arial" w:eastAsia="Times New Roman" w:hAnsi="Arial" w:cs="Arial"/>
+                      <w:color w:val="000000"/>
+                    </w:rPr>
+                    <w:t>┬</w:t>
+                  </w:r>
+                  <w:r>
+                    <w:rPr>
+                      <w:rFonts w:ascii="Calibri" w:eastAsia="Times New Roman" w:hAnsi="Calibri" w:cs="Calibri"/>
+                      <w:color w:val="000000"/>
+                    </w:rPr>
+                    <w:t>───────────┘</w:t>
+                  </w:r>
+                </w:p>
+              </w:tc>
+            </w:tr>
+          </w:tbl>
+          <w:p>
+            <w:pPr>
+              <w:spacing w:after="0" w:line="240" w:lineRule="auto"/>
+              <w:jc w:val="center"/>
+              <w:rPr>
+                <w:rFonts w:ascii="Calibri" w:eastAsia="Times New Roman" w:hAnsi="Calibri" w:cs="Calibri"/>
+                <w:color w:val="000000"/>
+                <w:u w:val="single"/>
+              </w:rPr>
+            </w:pPr>
+          </w:p>
+        </w:tc>
+      </w:tr>
+    </w:tbl>
+    <w:p>
+      <w:pPr>
+        <w:spacing w:before="100" w:beforeAutospacing="1" w:after="100" w:afterAutospacing="1" w:line="240" w:lineRule="auto"/>
         <w:rPr>
           <w:color w:val="4472C4" w:themeColor="accent1"/>
           <w:sz w:val="72"/>
         </w:rPr>
-        <w:t xml:space="preserve"> </w:t>
-      </w:r>
-      <w:r>
-        <w:rPr>
-          <w:color w:val="FFC000"/>
-          <w:sz w:val="72"/>
-        </w:rPr>
-        <w:t>Pending</w:t>
-      </w:r>
+      </w:pPr>
     </w:p>
     <w:p>
       <w:pPr>
@@ -4809,6 +6764,8 @@
           <w:szCs w:val="24"/>
         </w:rPr>
       </w:pPr>
+      <w:bookmarkStart w:id="0" w:name="_GoBack"/>
+      <w:bookmarkEnd w:id="0"/>
     </w:p>
     <w:p>
       <w:pPr>
@@ -6200,7 +8157,6 @@
     <w:name w:val="Normal (Web)"/>
     <w:basedOn w:val="Normal"/>
     <w:uiPriority w:val="99"/>
-    <w:semiHidden/>
     <w:unhideWhenUsed/>
     <w:rsid w:val="007E3C95"/>
     <w:pPr>
